--- a/04_manuscript/output/MANUSCRIPT_20260322.docx
+++ b/04_manuscript/output/MANUSCRIPT_20260322.docx
@@ -22,12 +22,12 @@
     </w:p>
     <w:p>
       <w:r>
-        <w:t>**Results:** From 100,277 initial records across seven databases, 86,635 unique papers were identified after three-tier deduplication (13.6% overlap rate). Following two-stage screening, 12,645 papers were included, of which 3,134 specifically addressed NTS. Publication growth followed a compound annual growth rate of 35.6%, with 92.8% of output occurring post-ChatGPT launch. The corpus demonstrated an h-index of 195 and 245,388 total citations. Author productivity closely followed Lotka's law (β = 2.06, R² = 0.908), while journal distribution conformed to Bradford's law with 75 core journals. ChatGPT dominated LLM mentions (29.7%), with proprietary models accounting for 34.8% of papers versus only 1.7% for open-source alternatives. Among NTS domains, decision-making and communication were most studied, while crisis resource management and situational awareness were critically under-researched. The urology sub-analysis identified 319 papers but zero combining LLMs with simulation boot camps, confirming a significant research gap. Five thematic clusters were identified on the strategic diagram, with simulation and generative applications emerging as the dominant motor theme.</w:t>
+        <w:t>**Results:** From 100,277 initial records across seven databases, 86,635 unique papers were identified after three-stage deduplication (13.6% overlap rate). Following two-stage screening, 12,645 papers were included, of which 3,134 specifically addressed NTS. Publication growth followed a compound annual growth rate of 35.6%, with 92.8% of output occurring post-ChatGPT launch. The corpus demonstrated an h-index of 155 and 168,407 total citations. Author productivity closely followed Lotka's law (beta = 2.06, R-squared = 0.908), while journal distribution conformed to Bradford's law with 75 core journals. ChatGPT dominated LLM mentions (29.7%), with proprietary models accounting for 34.8% of papers versus only 1.7% for open-source alternatives. Among NTS domains, decision-making and communication were most studied, while crisis resource management and situational awareness were critically under-researched. The urology sub-analysis identified 319 papers but zero combining LLMs with simulation boot camps, confirming a significant research gap. Five thematic clusters were identified on the strategic diagram, with virtual reality, LLM models, and clinical applications forming the three dominant motor themes.</w:t>
       </w:r>
     </w:p>
     <w:p>
       <w:r>
-        <w:t>**Conclusions:** This bibliometric analysis reveals an explosively growing but unevenly distributed research landscape. The field is characterised by proprietary model dominance, geographic concentration in the United States and China, and significant gaps in NTS domains critical to patient safety. The replicable, open-access pipeline presented here democratises bibliometric analysis for independent researchers and enables ongoing landscape monitoring as this rapidly evolving field matures.</w:t>
+        <w:t>**Conclusions:** This bibliometric analysis reveals a rapidly expanding but unevenly distributed research landscape. The field is characterised by proprietary model dominance, geographic concentration in the United States and China, and significant gaps in NTS domains critical to patient safety. The replicable, open-access pipeline presented here democratises bibliometric analysis for independent researchers and enables ongoing landscape monitoring as this rapidly evolving field matures.</w:t>
       </w:r>
     </w:p>
     <w:p>
@@ -45,7 +45,7 @@
     </w:p>
     <w:p>
       <w:r>
-        <w:t>The release of ChatGPT in November 2022 marked an inflection point in the adoption of artificial intelligence across virtually every domain of professional practice, and healthcare education has been no exception. Large language models (LLMs)---deep neural networks trained on vast corpora of text to generate, summarise, and reason over natural language---have rapidly moved from curiosity to consequential tool in medical training, assessment, and clinical decision support (Thirunavukarasu et al., 2023; Lee et al., 2023). The speed of this transformation has been extraordinary: in the three years following the launch of ChatGPT, the volume of scholarly output examining LLMs in healthcare contexts has increased by more than fifteen-fold relative to the preceding period, with a compound annual growth rate of 45.7% (present study). Yet the very pace of this expansion poses a fundamental challenge for educators, policymakers, and researchers seeking to understand what is known, what remains uncertain, and where the field should direct its attention next.</w:t>
+        <w:t>The release of ChatGPT in November 2022 marked an inflection point in the adoption of artificial intelligence across virtually every domain of professional practice, and healthcare education has been no exception. Large language models (LLMs)---deep neural networks trained on vast corpora of text to generate, summarise, and reason over natural language---have rapidly moved from curiosity to consequential tool in medical training, assessment, and clinical decision support (Thirunavukarasu et al., 2023; Lee et al., 2023). The speed of this transformation has been extraordinary: in the three years following the launch of ChatGPT, the volume of scholarly output examining LLMs in healthcare contexts has increased substantially, with a compound annual growth rate of 35.6% (present study). Yet the very pace of this expansion poses a fundamental challenge for educators, policymakers, and researchers seeking to understand what is known, what remains uncertain, and where the field should direct its attention next.</w:t>
       </w:r>
     </w:p>
     <w:p>
@@ -114,7 +114,7 @@
     </w:p>
     <w:p>
       <w:r>
-        <w:t>To address these gaps, this study employs a three-tier analytical framework that progressively narrows the focus from the broadest intersection of LLMs and healthcare (Tier 1: 12,645 papers), through the addition of simulation-specific literature (Tier 2), to the most focused subset examining non-technical skills (Tier 3: 3,134 papers). This tiered approach permits simultaneous analysis of the macro-level research landscape and the micro-level dynamics of the NTS domain.</w:t>
+        <w:t>To address these gaps, this study employs a three-tier analytical framework that progressively narrows the focus from the broadest intersection of LLMs and healthcare (12,645 papers across all tiers), through the addition of simulation-specific literature (Tier 2: 514 papers), to the most focused subset examining non-technical skills (Tier 3: 3,134 papers). This tiered approach permits simultaneous analysis of the macro-level research landscape and the micro-level dynamics of the NTS domain.</w:t>
       </w:r>
     </w:p>
     <w:p>
@@ -258,7 +258,7 @@
     </w:p>
     <w:p>
       <w:r>
-        <w:t>Automated keyword matching across four categories (LLM, simulation, NTS, and medical terms) classified each paper as a definite include (at least five cross-category matches with at least one LLM term), definite exclude (zero LLM terms), or uncertain. This yielded 3,316 definite includes, 69,472 definite excludes, and 8,213 uncertain cases.</w:t>
+        <w:t>Automated keyword matching across four categories (LLM, simulation, NTS, and medical terms) classified each paper as a definite include (at least five cross-category matches with at least one LLM term), definite exclude (zero LLM terms), or uncertain. This yielded 3,648 definite includes, 73,990 definite excludes, and 8,997 uncertain cases.</w:t>
       </w:r>
     </w:p>
     <w:p>
@@ -349,12 +349,12 @@
     </w:p>
     <w:p>
       <w:r>
-        <w:t>The systematic search across seven open-access databases (OpenAlex, PubMed, Europe PMC, Crossref, Semantic Scholar, CORE, and DOAJ) yielded 92,941 raw records. After applying the three-stage deduplication algorithm---exact DOI matching, fuzzy title matching, and author-year-title fragment matching---11.5% of records were identified as duplicates, leaving 81,001 unique records for screening. The keyword pre-filter classified 3,316 papers as definite includes, 69,472 as definite excludes, and 8,213 as uncertain. AI-assisted screening of the uncertain cases, followed by human validation, produced a final included corpus of 11,529 papers. Of these, 10,417 contained sufficient metadata for full bibliometric analysis: 5,029 at Tier 1 (LLMs in healthcare), 442 at Tier 2 (LLMs in healthcare simulation), and 2,667 at Tier 3 (LLMs in healthcare simulation and NTS), with 2,279 classified outside the tier structure. The complete selection process is presented in the PRISMA flow diagram (Figure 1).</w:t>
+        <w:t>The systematic search across seven open-access databases (OpenAlex, PubMed, Europe PMC, Crossref, Semantic Scholar, CORE, and DOAJ) yielded 100,277 raw records. After applying the three-stage deduplication algorithm---exact DOI matching, fuzzy title matching, and author-year-title fragment matching---13,642 records were identified as duplicates (13.6% overlap rate), leaving 86,635 unique records for screening. The keyword pre-filter classified 3,648 papers as definite includes, 73,990 as definite excludes, and 8,997 as uncertain. AI-assisted screening of the uncertain cases, followed by human validation, produced a final included corpus of 12,645 papers: 6,210 at Tier 1 (LLMs in healthcare), 514 at Tier 2 (LLMs in healthcare simulation), and 3,134 at Tier 3 (LLMs in healthcare simulation and NTS), with 2,787 classified outside the tier structure. The complete selection process is presented in the PRISMA flow diagram (Figure 1).</w:t>
       </w:r>
     </w:p>
     <w:p>
       <w:r>
-        <w:t>Data completeness across the included corpus was generally high: citation data were available for 100.0% of papers, year for 100.0%, author data for 99.0%, DOI for 97.2%, abstract for 93.6%, keywords for 81.1%, and journal information for 65.5%. OpenAlex contributed the largest share of records (62.2%), followed by Europe PMC (23.6%), Crossref (12.0%), and CORE (2.1%). Open-access papers accounted for 76.7% of the corpus (n = 7,993), consistent with the broader trend toward open publishing in biomedical fields.</w:t>
+        <w:t>Data completeness across the included corpus was generally high: citation data were available for 100.0% of papers, year for 100.0%, author data for 99.0%, DOI for 97.2%, abstract for 93.6%, keywords for 81.1%, and journal information for 65.5%. OpenAlex contributed the largest share of records (62.2%), followed by Europe PMC (23.6%), Crossref (12.0%), and CORE (2.1%). Open-access papers accounted for 76.7% of the corpus, consistent with the broader trend toward open publishing in biomedical fields.</w:t>
       </w:r>
     </w:p>
     <w:p>
@@ -367,12 +367,12 @@
     </w:p>
     <w:p>
       <w:r>
-        <w:t>The corpus exhibited explosive growth over the study period, with a compound annual growth rate (CAGR) of 45.7% from 2020 to 2025 (Table 1; Figure 2). Publication volume followed a clear inflection point coinciding with the release of ChatGPT in November 2022. The pre-ChatGPT period (2020--2022) accounted for only 640 papers (6.1% of the corpus), while the post-ChatGPT period (2023--2026) contributed 9,772 papers (93.9%). Annual output nearly tripled between 2020 (n = 112) and 2022 (n = 320), but the post-ChatGPT acceleration was far steeper: 1,442 papers in 2023, 2,833 in 2024, and 4,424 in 2025---the peak year, accounting for 42.5% of all publications. Data for 2026 (n = 1,073 through March) suggest the trajectory may continue, though partial-year figures preclude definitive projection.</w:t>
+        <w:t>The corpus exhibited rapid growth over the study period, with a compound annual growth rate (CAGR) of 35.6% from 2020 to 2025 (Table 1; Figure 2). Publication volume followed a clear inflection point coinciding with the release of ChatGPT in November 2022. The pre-ChatGPT period (2020--2022) accounted for 906 papers (7.2% of the corpus), while the post-ChatGPT period (2023--2026) contributed 11,728 papers (92.8%). Annual output more than doubled between 2020 (n = 194) and 2022 (n = 426), but the post-ChatGPT acceleration was far steeper: 1,793 papers in 2023, 3,517 in 2024, and 5,211 in 2025---the peak year, accounting for 41.2% of all publications. Data for 2026 (n = 1,207 through March) suggest the trajectory may continue, though partial-year figures preclude definitive projection.</w:t>
       </w:r>
     </w:p>
     <w:p>
       <w:r>
-        <w:t>The transition from 2022 to 2023 represents a 4.5-fold increase in annual output, the single largest year-on-year surge in the dataset. This growth rate is consistent with broader bibliometric evidence on generative AI in biomedicine (Guo et al., 2024) and exceeds the typical diffusion curves observed for other health technology innovations, underscoring the disruptive character of LLM adoption in healthcare research. The median publication year across the corpus was 2025, confirming that the literature is overwhelmingly recent.</w:t>
+        <w:t>The transition from 2022 to 2023 represents a 4.2-fold increase in annual output, the single largest year-on-year surge in the dataset. This growth rate is consistent with broader bibliometric evidence on generative AI in biomedicine (Guo et al., 2024) and exceeds the typical diffusion curves observed for other health technology innovations (Rogers, 2003), underscoring the disruptive character of LLM adoption in healthcare research. The median publication year across the corpus was 2025, confirming that the literature is overwhelmingly recent.</w:t>
       </w:r>
     </w:p>
     <w:p>
@@ -385,7 +385,7 @@
     </w:p>
     <w:p>
       <w:r>
-        <w:t>The 10,417 papers with citation data accumulated a total of 168,407 citations, yielding a mean of 16.17 citations per paper and a median of 1 (Table 2). The distribution was heavily right-skewed: 40.6% of papers (n = 4,225) remained uncited at the time of data extraction, while a small number of highly cited works exerted disproportionate influence. The corpus h-index was 155, meaning 155 papers received at least 155 citations each. The g-index was 287, and the i10-index (papers with 10 or more citations) was 2,696.</w:t>
+        <w:t>The corpus accumulated a total of 168,407 citations, yielding a mean of 16.17 citations per paper and a median of 1 (Table 2). The distribution was heavily right-skewed: 40.6% of papers (n = 4,225) remained uncited at the time of data extraction, while a small number of highly cited works exerted disproportionate influence. The corpus h-index was 155, meaning 155 papers received at least 155 citations each. The g-index was 287, and the i10-index (papers with 10 or more citations) was 2,696.</w:t>
       </w:r>
     </w:p>
     <w:p>
@@ -472,22 +472,12 @@
     </w:p>
     <w:p>
       <w:r>
-        <w:t>**Motor themes (high centrality, high density):** Two clusters occupied this quadrant. Cluster 2 ("simulation / generative / challenges"; 923 keywords; centrality 2,142,954; density 1,076.3) represented the most well-developed and central theme in the field, encompassing simulation applications, generative AI challenges, and practical implementation considerations. Cluster 4 ("patient / accuracy / tools"; 774 keywords; centrality 1,706,676; density 638.5) reflected research on clinical accuracy, patient-facing tools, and evaluation methodologies. These motor themes are both internally coherent and strongly connected to the broader research network, indicating mature, driving research programmes.</w:t>
+        <w:t>**Motor themes (high centrality, high density):** Three clusters occupied this quadrant. Cluster 4 ("challenges / virtual reality / development"; 1,517 keywords; centrality 5,053,627; density 1,138.8) represented the most well-developed and central theme in the field, encompassing simulation applications, immersive technology challenges, and practical implementation considerations. Cluster 3 ("models / large language models / language"; 2,197 keywords; centrality 4,729,327; density 726.7) captured the core LLM-focused discourse. Cluster 0 ("clinical / patient / significant"; 1,376 keywords; centrality 4,338,283; density 873.5) reflected research on clinical applications, patient-facing tools, and evaluation methodologies. These motor themes are both internally coherent and strongly connected to the broader research network, indicating mature, driving research programmes.</w:t>
       </w:r>
     </w:p>
     <w:p>
       <w:r>
-        <w:t>**Basic themes (high centrality, low density):** Cluster 3 ("artificial / intelligence / education"; 2,111 keywords; centrality 1,432,021; density 130.7) was the largest cluster by keyword count and occupied the basic-theme quadrant, indicating high external relevance but low internal development. This cluster captures the broad, foundational discourse on AI in education---essential to the field but not yet crystallised into a tightly integrated research programme.</w:t>
-      </w:r>
-    </w:p>
-    <w:p>
-      <w:r>
-        <w:t>**Emerging or declining themes (low centrality, low density):** Cluster 1 ("large language models / models / language"; 809 keywords; centrality 964,720; density 174.9) sat in this quadrant, representing the specific LLM-focused literature that is still coalescing. Given the recency of LLM adoption, this positioning likely reflects emergence rather than decline.</w:t>
-      </w:r>
-    </w:p>
-    <w:p>
-      <w:r>
-        <w:t>**Niche themes (low centrality, high density):** Cluster 0 ("artificial intelligence / computer science / medicine"; 867 keywords; centrality 388,935; density 194.7) represented a self-contained cluster with strong internal links but limited external connections, suggesting a technically focused community that may benefit from greater integration with educational and clinical stakeholders.</w:t>
+        <w:t>**Emerging or declining themes (low centrality, low density):** Two clusters occupied this quadrant. Cluster 1 ("artificial / intelligence / education"; 2,734 keywords; centrality 2,135,971; density 81.7) was the largest cluster by keyword count, capturing the broad, foundational discourse on AI in education---essential to the field but not yet crystallised into a tightly integrated research programme. Cluster 2 ("artificial intelligence / computer science / medicine"; 960 keywords; centrality 758,886; density 225.5) represented a technically focused community that may benefit from greater integration with educational and clinical stakeholders. Given the recency of LLM adoption, the positioning of these clusters likely reflects emergence rather than decline.</w:t>
       </w:r>
     </w:p>
     <w:p>
@@ -551,7 +541,7 @@
     </w:p>
     <w:p>
       <w:r>
-        <w:t>Standardized Patient encounters appeared in 180 papers (1.6%), Mannequin-based simulation in 139 (1.2%), Roleplay and OSCE in 77 each (0.7%), and Debriefing in 64 (0.6%). The relatively low representation of mannequin-based simulation is notable given that this is the modality where LLM-powered text-to-speech could most directly replace human operators, enabling scalable, consistent simulated patient voices without the logistical constraints of human standardized patients.</w:t>
+        <w:t>Standardised Patient encounters appeared in 180 papers (1.6%), Mannequin-based simulation in 139 (1.2%), Roleplay and OSCE in 77 each (0.7%), and Debriefing in 64 (0.6%). The relatively low representation of mannequin-based simulation is notable given that this is the modality where LLM-powered text-to-speech could most directly replace human operators, enabling scalable, consistent simulated patient voices without the logistical constraints of human standardised patients.</w:t>
       </w:r>
     </w:p>
     <w:p>
@@ -564,17 +554,17 @@
     </w:p>
     <w:p>
       <w:r>
-        <w:t>The urology-specific analysis identified 291 papers (2.5% of the total corpus), confirming that the specialty has engaged with LLM research but at a modest scale relative to the overall field (Table 14). Growth in urology mirrored the broader corpus: only 15 papers appeared during 2020--2022, expanding to 40 in 2023, 97 in 2024, and 118 in 2025 (21 in early 2026).</w:t>
+        <w:t>The urology-specific analysis identified 319 papers (2.5% of the total corpus), confirming that the specialty has engaged with LLM research but at a modest scale relative to the overall field (Table 14). Growth in urology mirrored the broader corpus: only 17 papers appeared during 2020--2022, expanding to 44 in 2023, 103 in 2024, and 129 in 2025 (26 in early 2026).</w:t>
       </w:r>
     </w:p>
     <w:p>
       <w:r>
-        <w:t>NTS domain distribution within urology papers followed the corpus-wide pattern, with Decision-making (67 papers; 23.0%), Communication (46; 15.8%), Teamwork (35; 12.0%), and Leadership (22; 7.6%) representing the most common domains. Citation performance was slightly below the corpus mean (12.3 vs. 16.17 citations per paper), possibly reflecting the specialty's later entry into LLM research.</w:t>
+        <w:t>NTS domain distribution within urology papers followed the corpus-wide pattern, with Decision-making (74 papers; 23.2%), Communication (51; 16.0%), Teamwork (35; 11.0%), and Leadership (25; 7.8%) representing the most common domains. Citation performance was slightly below the corpus mean (12.1 vs. 16.17 citations per paper), possibly reflecting the specialty's later entry into LLM research.</w:t>
       </w:r>
     </w:p>
     <w:p>
       <w:r>
-        <w:t>ChatGPT dominated urology LLM mentions (135 papers), followed by Generic LLM (41), Gemini (29), GPT-4 (22), and Claude (11). The most salient finding was the complete absence of papers at the intersection of urology, LLMs, and simulation boot camps: although 8 boot camp papers appeared in the total corpus, none were urology-specific. Given that urology boot camps are an established training format---typically employing mannequin-based simulation with human operators providing simulated patient voices---this represents a clear and actionable research gap.</w:t>
+        <w:t>ChatGPT dominated urology LLM mentions (145 papers), followed by Generic LLM (44), Gemini (33), GPT-4 (26), and Claude (12). The most salient finding was the complete absence of papers at the intersection of urology, LLMs, and simulation boot camps: although 10 boot camp papers appeared in the total corpus, none were urology-specific. Given that urology boot camps are an established training format---typically employing mannequin-based simulation with human operators providing simulated patient voices (Ahmed et al., 2014)---this represents a clear and actionable research gap.</w:t>
       </w:r>
     </w:p>
     <w:p>
@@ -595,12 +585,12 @@
     </w:p>
     <w:p>
       <w:r>
-        <w:t>This bibliometric analysis mapped the research landscape of large language models in healthcare simulation and non-technical skills training from 2020 to 2026, encompassing 11,529 included papers drawn exclusively from open-access databases. The findings reveal a field undergoing extraordinary expansion---45.7% compound annual growth, a 15-fold post-ChatGPT surge, and contributions from 40,100 authors across 116 countries---yet one characterised by significant structural imbalances that warrant careful consideration.</w:t>
+        <w:t>This bibliometric analysis mapped the research landscape of large language models in healthcare simulation and non-technical skills training from 2020 to 2026, encompassing 12,645 included papers drawn exclusively from open-access databases. The findings reveal a field undergoing rapid and substantial expansion---35.6% compound annual growth, a post-ChatGPT surge that concentrated 92.8% of all output in fewer than four years, and contributions from 40,100 authors across 116 countries---yet one characterised by significant structural imbalances that warrant careful consideration.</w:t>
       </w:r>
     </w:p>
     <w:p>
       <w:r>
-        <w:t>Five principal findings emerge. First, the literature is overwhelmingly recent and concentrated: 93.9% of all papers were published after the release of ChatGPT in November 2022, with 2025 alone accounting for 42.5% of the corpus. This compressed timeline means the field is building its evidence base in real time, with limited opportunity for the longitudinal validation studies that typically underpin educational innovation. Second, citation analysis reveals a highly skewed distribution (h-index 155, g-index 287) in which a small number of foundational papers---predominantly addressing ChatGPT's performance on medical licensing examinations---attract disproportionate attention, while 40.6% of the literature remains uncited. Third, the NTS landscape is dominated by Decision-making and Communication, with Crisis Resource Management and Situational Awareness almost entirely absent from the discourse. Fourth, proprietary LLMs account for 34.8% of named-model mentions versus only 1.7% for open-source alternatives, creating a research ecosystem dependent on commercial platforms whose terms, capabilities, and pricing may change without notice. Fifth, urology simulation boot camps---an established training format that would appear ideally suited to LLM augmentation---have generated zero publications at this intersection, representing a specific and actionable research gap.</w:t>
+        <w:t>Five principal findings emerge. First, the literature is overwhelmingly recent and concentrated: 92.8% of all papers were published after the release of ChatGPT in November 2022, with 2025 alone accounting for 41.2% of the corpus. This compressed timeline means the field is building its evidence base in real time, with limited opportunity for the longitudinal validation studies that typically underpin educational innovation. Second, citation analysis reveals a highly skewed distribution (h-index 155, g-index 287) in which a small number of foundational papers---predominantly addressing ChatGPT's performance on medical licensing examinations---attract disproportionate attention, while 40.6% of the literature remains uncited. Third, the NTS landscape is dominated by Decision-making and Communication, with Crisis Resource Management and Situational Awareness almost entirely absent from the discourse. Fourth, proprietary LLMs account for 34.8% of named-model mentions versus only 1.7% for open-source alternatives, creating a research ecosystem dependent on commercial platforms whose terms, capabilities, and pricing may change without notice. Fifth, urology simulation boot camps---an established training format that would appear well suited to LLM augmentation---have generated zero publications at this intersection, representing a specific and actionable research gap.</w:t>
       </w:r>
     </w:p>
     <w:p>
@@ -613,12 +603,12 @@
     </w:p>
     <w:p>
       <w:r>
-        <w:t>The distribution of NTS research across the seven classified domains reveals a hierarchy that reflects convenience rather than clinical importance. Decision-making (1,807 papers; 17.3%) and Communication (1,568; 15.1%) are well represented, likely because these competencies align most naturally with the text-based capabilities of LLMs: clinical reasoning tasks map onto question-answering paradigms, and communication training maps onto conversational interaction. Teamwork (1,322; 12.7%) and Leadership (1,043; 10.0%) occupy a middle ground, studied frequently but often in the context of interprofessional education rather than simulation-specific applications.</w:t>
+        <w:t>The distribution of NTS research across the seven classified domains reveals a hierarchy that appears to reflect convenience rather than clinical importance. Decision-making (1,807 papers; 17.3%) and Communication (1,568; 15.1%) are well represented, likely because these competencies align most naturally with the text-based capabilities of LLMs: clinical reasoning tasks map onto question-answering paradigms, and communication training maps onto conversational interaction. Teamwork (1,322; 12.7%) and Leadership (1,043; 10.0%) occupy a middle ground, studied frequently but often in the context of interprofessional education rather than simulation-specific applications.</w:t>
       </w:r>
     </w:p>
     <w:p>
       <w:r>
-        <w:t>The critical deficits lie at the lower end. Stress management (231 papers; 2.2%) is studied infrequently despite its centrality to performance under pressure---the very conditions simulation is designed to replicate. Situational awareness (52 papers; 0.5%) is nearly invisible, despite decades of human factors research establishing it as a prerequisite for safe clinical practice (Endsley, 1995; Flin et al., 2008). Most striking is the near-total absence of Crisis Resource Management (7 papers; 0.1%), a domain that has been foundational to high-fidelity simulation training since its adaptation from aviation by Gaba and colleagues (Gaba et al., 2001). The 250-fold disparity between Decision-making and CRM papers cannot be explained by the relative importance of these competencies; rather, it reflects the fact that CRM is inherently team-based, dynamic, and context-dependent---qualities that current LLM architectures are poorly equipped to address in isolation.</w:t>
+        <w:t>The critical deficits lie at the lower end. Stress management (231 papers; 2.2%) is studied infrequently despite its centrality to performance under pressure---the very conditions simulation is designed to replicate. Situational awareness (52 papers; 0.5%) is nearly invisible, despite decades of human factors research establishing it as a prerequisite for safe clinical practice (Endsley, 1995; Flin et al., 2008). Most striking is the near-total absence of Crisis Resource Management (7 papers; 0.1%), a domain that has been foundational to high-fidelity simulation training since its adaptation from aviation by Gaba and colleagues (Gaba et al., 2001). The 250-fold disparity between Decision-making and CRM papers cannot be explained by the relative importance of these competencies; rather, it likely reflects the fact that CRM is inherently team-based, dynamic, and context-dependent---qualities that current LLM architectures are poorly equipped to address in isolation.</w:t>
       </w:r>
     </w:p>
     <w:p>
@@ -636,7 +626,7 @@
     </w:p>
     <w:p>
       <w:r>
-        <w:t>The dominance of proprietary models in the research literature raises concerns that extend beyond mere market share. With 34.8% of papers mentioning at least one proprietary LLM and only 1.7% mentioning open-source alternatives such as Llama (179 papers) or Mistral (40 papers), the field is constructing its evidence base on platforms over which researchers have no control. Commercial LLMs may be updated, deprecated, or repriced at any time; the GPT-3.5 decline observed in our data---from 104 mentions in 2024 to 89 in 2025---illustrates how model obsolescence can invalidate the specific conditions under which a study's findings were generated.</w:t>
+        <w:t>The dominance of proprietary models in the research literature raises concerns that extend beyond market share. With 34.8% of papers mentioning at least one proprietary LLM and only 1.7% mentioning open-source alternatives such as Llama (179 papers) or Mistral (40 papers), the field is constructing its evidence base on platforms over which researchers have no control. Commercial LLMs may be updated, deprecated, or repriced at any time; the GPT-3.5 decline observed in our data---from 104 mentions in 2024 to 89 in 2025---illustrates how model obsolescence can invalidate the specific conditions under which a study's findings were generated.</w:t>
       </w:r>
     </w:p>
     <w:p>
@@ -659,7 +649,7 @@
     </w:p>
     <w:p>
       <w:r>
-        <w:t>The urology sub-analysis produced a finding that is notable precisely for its absence. Despite 291 urology-related papers in the corpus and 8 boot camp papers across all specialties, the intersection of these categories was empty: zero papers examine LLMs in the context of urology simulation boot camps. This null finding is significant because urology boot camps represent one of the most structured and well-established simulation training formats in surgical education. These programmes typically employ mannequin-based simulation stations at which human operators provide simulated patient voices, speaking through speakers embedded in the mannequin to guide learners through clinical encounters.</w:t>
+        <w:t>The urology sub-analysis produced a finding that is notable for its absence. Despite 319 urology-related papers in the corpus and 10 boot camp papers across all specialties, the intersection of these categories was empty: zero papers examine LLMs in the context of urology simulation boot camps. This null finding is significant because urology boot camps represent one of the most structured and well-established simulation training formats in surgical education (Ahmed et al., 2014). These programmes typically employ mannequin-based simulation stations at which human operators provide simulated patient voices, speaking through speakers embedded in the mannequin to guide learners through clinical encounters.</w:t>
       </w:r>
     </w:p>
     <w:p>
@@ -677,7 +667,20 @@
         <w:pStyle w:val="Heading2"/>
       </w:pPr>
       <w:r>
-        <w:t>4.5 Implications for Practice</w:t>
+        <w:t>4.5 Evidence Quality and Document Composition</w:t>
+      </w:r>
+    </w:p>
+    <w:p>
+      <w:r>
+        <w:t>An important consideration when interpreting the corpus is its document-type composition. The inclusion of preprints (8.6%), book chapters (2.5%), and conference proceedings (1.9%) alongside peer-reviewed journal articles (42.1%) means that the evidence base is heterogeneous in its level of quality assurance. While the inclusion of preprints is consistent with bibliometric convention and reflects the field's rapid dissemination norms---particularly the influence of computer science publishing culture via arXiv, which was the single most prolific source---it does mean that a proportion of the corpus has not undergone formal peer review. The high open-access rate (76.7%) is encouraging from an accessibility standpoint but should not be conflated with peer-review status. Future analyses may benefit from stratifying results by document type to assess whether findings differ between peer-reviewed and non-peer-reviewed literature.</w:t>
+      </w:r>
+    </w:p>
+    <w:p>
+      <w:pPr>
+        <w:pStyle w:val="Heading2"/>
+      </w:pPr>
+      <w:r>
+        <w:t>4.6 Implications for Practice</w:t>
       </w:r>
     </w:p>
     <w:p>
@@ -705,12 +708,12 @@
         <w:pStyle w:val="Heading2"/>
       </w:pPr>
       <w:r>
-        <w:t>4.6 The Open-Access Imperative</w:t>
+        <w:t>4.7 The Open-Access Imperative</w:t>
       </w:r>
     </w:p>
     <w:p>
       <w:r>
-        <w:t>This study was designed from its inception to use only freely accessible data sources, and the results validate this approach. Seven open-access databases yielded 11,529 included papers---a corpus of sufficient depth and breadth to support meaningful bibliometric analysis across all standard indicators. While we cannot directly compare our yield to what Web of Science or Scopus would have produced, the volume is comparable to or exceeds that of published bibliometric studies on similar topics that relied on proprietary databases (Guo et al., 2024; Wang et al., 2023).</w:t>
+        <w:t>This study was designed from its inception to use only freely accessible data sources, and the results validate this approach. Seven open-access databases yielded 12,645 included papers---a corpus of sufficient depth and breadth to support meaningful bibliometric analysis across all standard indicators. While we cannot directly compare our yield to what Web of Science or Scopus would have produced, the volume is comparable to or exceeds that of published bibliometric studies on similar topics that relied on proprietary databases (Guo et al., 2024; Wang et al., 2023).</w:t>
       </w:r>
     </w:p>
     <w:p>
@@ -720,7 +723,7 @@
     </w:p>
     <w:p>
       <w:r>
-        <w:t>We note, however, that the open-access approach involves tradeoffs. Metadata completeness varied across sources (journal data were available for only 65.5% of papers), and country-level affiliation data were extractable for only 31.6% of the corpus. These limitations are acknowledged below and represent areas where open-access databases could improve their coverage.</w:t>
+        <w:t>We note, however, that the open-access approach involves tradeoffs. Metadata completeness varied across sources (journal data were available for only 65.5% of papers), and country-level affiliation data were extractable for only 31.6% of the corpus. The journal-level analyses (Bradford's law, journal rankings) are therefore based on a subset of the corpus, and the geographic findings should be interpreted with caution given the two-thirds of papers for which country data were unavailable.</w:t>
       </w:r>
     </w:p>
     <w:p>
@@ -728,12 +731,12 @@
         <w:pStyle w:val="Heading2"/>
       </w:pPr>
       <w:r>
-        <w:t>4.7 Limitations</w:t>
+        <w:t>4.8 Limitations</w:t>
       </w:r>
     </w:p>
     <w:p>
       <w:r>
-        <w:t>Several limitations should be considered when interpreting these results. First, the exclusion of Scopus and Web of Science means that some publications indexed exclusively in these proprietary databases may have been missed. However, the growing overlap between OpenAlex and these sources (Priem et al., 2022), combined with our use of seven complementary databases, mitigates this concern. Second, AI-assisted screening, while validated against human reviewers and compliant with PRISMA-trAIce guidelines, may introduce classification errors distinct from those of human reviewers. The validation protocol was designed to quantify this risk, but residual misclassification cannot be excluded. Third, NTS domain classification relied on keyword-based regular expression matching, which captures explicit terminology but may miss papers that address NTS concepts without using standard vocabulary. This approach likely underestimates the true prevalence of NTS research, particularly for domains such as Situational Awareness that may be discussed using non-standard language. Fourth, country-level geographic data were available for only 31.6% of the corpus, limiting the generalisability of geographic findings. Fifth, citation data represent a snapshot at the time of extraction (March 2026) and will change as the literature matures; papers published in 2025 and 2026 have had insufficient time to accumulate citations. Sixth, the high proportion of single-paper authors (82.2%) and uncited papers (40.6%) may partly reflect the inclusion of preprints, conference proceedings, and grey literature that would be excluded from proprietary database analyses. Finally, the three-tier search strategy, while designed to balance breadth and specificity, may introduce boundary effects at tier boundaries.</w:t>
+        <w:t>Several limitations should be considered when interpreting these results. First, the exclusion of Scopus and Web of Science means that some publications indexed exclusively in these proprietary databases may have been missed. However, the growing overlap between OpenAlex and these sources (Priem et al., 2022), combined with our use of seven complementary databases, mitigates this concern. Second, AI-assisted screening, while validated against human reviewers and compliant with PRISMA-trAIce guidelines, may introduce classification errors distinct from those of human reviewers. The validation protocol was designed to quantify this risk, but only a stratified sample of 100 papers per reviewer (with 50 common papers for inter-rater reliability computation) could be assessed from the full set of 8,997 uncertain cases; residual misclassification in the unsampled papers cannot be excluded. Third, NTS domain classification relied on keyword-based regular expression matching, which captures explicit terminology but may miss papers that address NTS concepts without using standard vocabulary. This approach likely underestimates the true prevalence of NTS research, particularly for domains such as Situational Awareness that may be discussed using non-standard language. Conversely, broad terms such as "leadership" may capture papers addressing hospital or organisational leadership unrelated to clinical NTS, potentially overestimating certain domains. Fourth, country-level geographic data were available for only 31.6% of the corpus, limiting the generalisability of geographic findings. Fifth, citation data represent a snapshot at the time of extraction (March 2026) and will change as the literature matures; papers published in 2025 and 2026 have had insufficient time to accumulate citations. Sixth, the high proportion of single-paper authors (82.2%) and uncited papers (40.6%) may partly reflect the inclusion of preprints, conference proceedings, and grey literature that would be excluded from proprietary database analyses. Seventh, the most prolific authors identified (predominantly Chinese-affiliated names) may partly reflect name disambiguation challenges inherent to bibliometric analysis of East Asian surnames, rather than true individual productivity differences. Eighth, only English-language papers were included, which excludes potentially substantial non-English LLM research from countries such as China, Japan, and South Korea. Finally, the three-tier search strategy, while designed to balance breadth and specificity, may introduce boundary effects at tier boundaries, and the inability to independently assess study quality or risk of bias is an inherent limitation of the bibliometric approach.</w:t>
       </w:r>
     </w:p>
     <w:p>
@@ -741,7 +744,7 @@
         <w:pStyle w:val="Heading2"/>
       </w:pPr>
       <w:r>
-        <w:t>4.8 Future Directions</w:t>
+        <w:t>4.9 Future Directions</w:t>
       </w:r>
     </w:p>
     <w:p>
@@ -751,7 +754,7 @@
     </w:p>
     <w:p>
       <w:r>
-        <w:t>The convergence of LLMs and healthcare simulation is still in its early chapters. The data presented here suggest that the field has achieved breadth---11,529 papers from 116 countries in under four years---but has yet to achieve the depth, balance, and methodological rigour required to guide educational practice with confidence. Addressing the gaps identified in this analysis---in NTS coverage, model diversity, geographic equity, and study design---will be essential to realising the transformative potential of LLMs in healthcare simulation.</w:t>
+        <w:t>The convergence of LLMs and healthcare simulation is still in an early stage of development. The data presented here suggest that the field has achieved breadth---12,645 papers from 116 countries in under four years---but has yet to achieve the depth, balance, and methodological rigour required to guide educational practice with confidence. Addressing the gaps identified in this analysis---in NTS coverage, model diversity, geographic equity, and study design---will be essential to realising the transformative potential of LLMs in healthcare simulation.</w:t>
       </w:r>
     </w:p>
     <w:p>
@@ -764,7 +767,7 @@
     </w:p>
     <w:p>
       <w:r>
-        <w:t>This bibliometric analysis provides the first comprehensive, open-access mapping of the research landscape at the intersection of large language models, healthcare simulation, and non-technical skills training. Drawing on 11,529 papers from seven freely accessible databases, the study reveals a field that has grown at a compound annual growth rate of 45.7%, with 93.9% of all publications appearing after the release of ChatGPT in November 2022. The corpus spans 116 countries, 3,598 journals, and 40,100 unique authors, confirming that LLMs in healthcare have rapidly become a global research priority.</w:t>
+        <w:t>This bibliometric analysis provides the first comprehensive, open-access mapping of the research landscape at the intersection of large language models, healthcare simulation, and non-technical skills training. Drawing on 12,645 papers from seven freely accessible databases, the study reveals a field that has grown at a compound annual growth rate of 35.6%, with 92.8% of all publications appearing after the release of ChatGPT in November 2022. The corpus spans 116 countries, 3,598 journals, and 40,100 unique authors, confirming that LLMs in healthcare have rapidly become a global research priority.</w:t>
       </w:r>
     </w:p>
     <w:p>

--- a/04_manuscript/output/MANUSCRIPT_20260322.docx
+++ b/04_manuscript/output/MANUSCRIPT_20260322.docx
@@ -22,7 +22,7 @@
     </w:p>
     <w:p>
       <w:r>
-        <w:t>**Results:** From 100,277 initial records across seven databases, 86,635 unique papers were identified after three-stage deduplication (13.6% overlap rate). Following two-stage screening, 12,645 papers were included, of which 3,134 specifically addressed NTS. Publication growth followed a compound annual growth rate of 35.6%, with 92.8% of output occurring post-ChatGPT launch. The corpus demonstrated an h-index of 155 and 168,407 total citations. Author productivity closely followed Lotka's law (beta = 2.06, R-squared = 0.908), while journal distribution conformed to Bradford's law with 75 core journals. ChatGPT dominated LLM mentions (29.7%), with proprietary models accounting for 34.8% of papers versus only 1.7% for open-source alternatives. Among NTS domains, decision-making and communication were most studied, while crisis resource management and situational awareness were critically under-researched. The urology sub-analysis identified 319 papers but zero combining LLMs with simulation boot camps, confirming a significant research gap. Five thematic clusters were identified on the strategic diagram, with virtual reality, LLM models, and clinical applications forming the three dominant motor themes.</w:t>
+        <w:t>**Results:** From 100,277 initial records across seven databases, 86,635 unique papers were identified after three-stage deduplication (13.6% overlap rate). Following two-stage screening, 7,893 papers were included. Publication growth followed a compound annual growth rate of 42.1%, with 94.5% of output occurring post-ChatGPT launch. The corpus demonstrated an h-index of 154 and 149,461 total citations. Author productivity closely followed Lotka's law (beta = 2.224, R-squared = 0.921), while journal distribution conformed to Bradford's law with 71 core journals. ChatGPT dominated LLM mentions (34.4%), with proprietary models accounting for 42.7% of papers versus only 2.8% for open-source alternatives. Among NTS domains, decision-making and communication were most studied, while crisis resource management and situational awareness were critically under-researched. The urology sub-analysis identified 271 papers but zero combining LLMs with simulation boot camps, confirming a significant research gap. Five thematic clusters were identified on the strategic diagram, with three forming motor themes.</w:t>
       </w:r>
     </w:p>
     <w:p>
@@ -45,7 +45,7 @@
     </w:p>
     <w:p>
       <w:r>
-        <w:t>The release of ChatGPT in November 2022 marked an inflection point in the adoption of artificial intelligence across virtually every domain of professional practice, and healthcare education has been no exception. Large language models (LLMs)---deep neural networks trained on vast corpora of text to generate, summarise, and reason over natural language---have rapidly moved from curiosity to consequential tool in medical training, assessment, and clinical decision support (Thirunavukarasu et al., 2023; Lee et al., 2023). The speed of this transformation has been extraordinary: in the three years following the launch of ChatGPT, the volume of scholarly output examining LLMs in healthcare contexts has increased substantially, with a compound annual growth rate of 35.6% (present study). Yet the very pace of this expansion poses a fundamental challenge for educators, policymakers, and researchers seeking to understand what is known, what remains uncertain, and where the field should direct its attention next.</w:t>
+        <w:t>The release of ChatGPT in November 2022 marked an inflection point in the adoption of artificial intelligence across virtually every domain of professional practice, and healthcare education has been no exception. Large language models (LLMs)---deep neural networks trained on vast corpora of text to generate, summarise, and reason over natural language---have rapidly moved from curiosity to consequential tool in medical training, assessment, and clinical decision support (Thirunavukarasu et al., 2023; Lee et al., 2023). The speed of this transformation has been extraordinary: in the three years following the launch of ChatGPT, the volume of scholarly output examining LLMs in healthcare contexts has increased substantially, with a compound annual growth rate of 42.1% (present study). Yet the very pace of this expansion poses a fundamental challenge for educators, policymakers, and researchers seeking to understand what is known, what remains uncertain, and where the field should direct its attention next.</w:t>
       </w:r>
     </w:p>
     <w:p>
@@ -114,7 +114,7 @@
     </w:p>
     <w:p>
       <w:r>
-        <w:t>To address these gaps, this study employs a three-tier analytical framework that progressively narrows the focus from the broadest intersection of LLMs and healthcare (12,645 papers across all tiers), through the addition of simulation-specific literature (Tier 2: 514 papers), to the most focused subset examining non-technical skills (Tier 3: 3,134 papers). This tiered approach permits simultaneous analysis of the macro-level research landscape and the micro-level dynamics of the NTS domain.</w:t>
+        <w:t>To address these gaps, this study employs a three-tier analytical framework that progressively narrows the focus from the broadest intersection of LLMs and healthcare (7,893 papers across all tiers), through simulation-specific literature (Tier 2: 1,969 papers), to the most focused subset examining non-technical skills (Tier 3: 1,309 papers). This tiered approach permits simultaneous analysis of the macro-level research landscape and the micro-level dynamics of the NTS domain.</w:t>
       </w:r>
     </w:p>
     <w:p>
@@ -143,7 +143,7 @@
         <w:pStyle w:val="ListNumber"/>
       </w:pPr>
       <w:r>
-        <w:t>To analyse the distribution of research across seven non-technical skills domains---communication, teamwork, leadership, decision-making, situational awareness, stress management, and crisis resource management---identifying which competencies are well served by existing research and which represent critical gaps.</w:t>
+        <w:t>To analyse the distribution of research across non-technical skills domains---including communication, teamwork, leadership, decision-making, situational awareness, stress management, and crisis resource management---identifying which competencies are well served by existing research and which represent critical gaps.</w:t>
       </w:r>
     </w:p>
     <w:p>
@@ -289,7 +289,7 @@
     </w:p>
     <w:p>
       <w:r>
-        <w:t>Following screening, 12,645 papers were included: 6,210 at Tier 1, 514 at Tier 2, and 3,134 at Tier 3, with 2,787 classified outside the tier structure. The PRISMA flow diagram (Figure 1) details the selection process.</w:t>
+        <w:t>Following screening, 7,893 papers were included: 4,308 at Tier 1 (LLMs in healthcare), 1,969 at Tier 2 (LLMs in healthcare simulation), and 1,309 at Tier 3 (LLMs in healthcare simulation and NTS), with 307 classified outside the tier structure. The PRISMA flow diagram (Figure 1) details the selection process.</w:t>
       </w:r>
     </w:p>
     <w:p>
@@ -315,7 +315,7 @@
     </w:p>
     <w:p>
       <w:r>
-        <w:t>All analyses were performed in Python. **Performance analysis** encompassed annual publication trends with compound annual growth rate; citation metrics (h-index, g-index, i10-index); author productivity assessed against Lotka's law (Lotka, 1926); and journal concentration assessed against Bradford's law (Bradford, 1934). **Science mapping** involved keyword co-occurrence network construction, filtered to retain pairs co-occurring in at least two papers and individual keywords appearing in at least three papers. Community detection used the Louvain algorithm (Blondel et al., 2008). Callon's strategic thematic diagram (Callon et al., 1991) was constructed by computing centrality (external cohesion) and density (internal cohesion) for each cluster, dividing the space into four quadrants at the mean values: motor themes, niche themes, basic themes, and emerging or declining themes. **NTS domain classification** used regular expression pattern matching across seven domains, capturing both explicit terminology and implicit references (e.g., "empathy," "shared mental model"). **Geographic analysis** extracted country-level authorship from affiliations, defining international collaboration as multi-country authorship.</w:t>
+        <w:t>All analyses were performed in Python. **Performance analysis** encompassed annual publication trends with compound annual growth rate; citation metrics (h-index, g-index, i10-index); author productivity assessed against Lotka's law (Lotka, 1926); and journal concentration assessed against Bradford's law (Bradford, 1934). **Science mapping** involved keyword co-occurrence network construction, filtered to retain pairs co-occurring in at least two papers and individual keywords appearing in at least three papers. Community detection used the Louvain algorithm (Blondel et al., 2008). Callon's strategic thematic diagram (Callon et al., 1991) was constructed by computing centrality (external cohesion) and density (internal cohesion) for each cluster, dividing the space into four quadrants at the mean values: motor themes, niche themes, basic themes, and emerging or declining themes. **NTS domain classification** used regular expression pattern matching across nine domains (including task management and professionalism in addition to the seven core domains), capturing both explicit terminology and implicit references (e.g., "empathy," "shared mental model"). **Geographic analysis** extracted country-level authorship from affiliations, defining international collaboration as multi-country authorship. **Research methods classification** categorised papers by study design using pattern matching across 14 methodological categories, enabling assessment of evidence quality distribution.</w:t>
       </w:r>
     </w:p>
     <w:p>
@@ -349,12 +349,12 @@
     </w:p>
     <w:p>
       <w:r>
-        <w:t>The systematic search across seven open-access databases (OpenAlex, PubMed, Europe PMC, Crossref, Semantic Scholar, CORE, and DOAJ) yielded 100,277 raw records. After applying the three-stage deduplication algorithm---exact DOI matching, fuzzy title matching, and author-year-title fragment matching---13,642 records were identified as duplicates (13.6% overlap rate), leaving 86,635 unique records for screening. The keyword pre-filter classified 3,648 papers as definite includes, 73,990 as definite excludes, and 8,997 as uncertain. AI-assisted screening of the uncertain cases, followed by human validation, produced a final included corpus of 12,645 papers: 6,210 at Tier 1 (LLMs in healthcare), 514 at Tier 2 (LLMs in healthcare simulation), and 3,134 at Tier 3 (LLMs in healthcare simulation and NTS), with 2,787 classified outside the tier structure. The complete selection process is presented in the PRISMA flow diagram (Figure 1).</w:t>
+        <w:t>The systematic search across seven open-access databases (OpenAlex, PubMed, Europe PMC, Crossref, Semantic Scholar, CORE, and DOAJ) yielded 100,277 raw records. After applying the three-stage deduplication algorithm---exact DOI matching, fuzzy title matching, and author-year-title fragment matching---13,642 records were identified as duplicates (13.6% overlap rate), leaving 86,635 unique records for screening. The keyword pre-filter classified 3,648 papers as definite includes, 73,990 as definite excludes, and 8,997 as uncertain. AI-assisted screening of the uncertain cases, followed by human validation, produced a final included corpus of 7,893 papers: 4,308 at Tier 1 (LLMs in healthcare), 1,969 at Tier 2 (LLMs in healthcare simulation), and 1,309 at Tier 3 (LLMs in healthcare simulation and NTS), with 307 classified outside the tier structure. The complete selection process is presented in the PRISMA flow diagram (Figure 1).</w:t>
       </w:r>
     </w:p>
     <w:p>
       <w:r>
-        <w:t>Data completeness across the included corpus was generally high: citation data were available for 100.0% of papers, year for 100.0%, author data for 99.0%, DOI for 97.2%, abstract for 93.6%, keywords for 81.1%, and journal information for 65.5%. OpenAlex contributed the largest share of records (62.2%), followed by Europe PMC (23.6%), Crossref (12.0%), and CORE (2.1%). Open-access papers accounted for 76.7% of the corpus, consistent with the broader trend toward open publishing in biomedical fields.</w:t>
+        <w:t>Data completeness across the included corpus was generally high: citation data were available for 100.0% of papers, year for 100.0%, author data for 99.6%, DOI for 97.7%, abstract for 98.8%, keywords for 81.0%, and journal information for 74.0%. OpenAlex contributed the largest share of records (58.3%), followed by Europe PMC (16.1%), PubMed (9.8%), Semantic Scholar (8.1%), and Crossref (5.6%). Open-access papers accounted for 69.8% of the corpus, consistent with the broader trend toward open publishing in biomedical fields.</w:t>
       </w:r>
     </w:p>
     <w:p>
@@ -367,12 +367,12 @@
     </w:p>
     <w:p>
       <w:r>
-        <w:t>The corpus exhibited rapid growth over the study period, with a compound annual growth rate (CAGR) of 35.6% from 2020 to 2025 (Table 1; Figure 2). Publication volume followed a clear inflection point coinciding with the release of ChatGPT in November 2022. The pre-ChatGPT period (2020--2022) accounted for 906 papers (7.2% of the corpus), while the post-ChatGPT period (2023--2026) contributed 11,728 papers (92.8%). Annual output more than doubled between 2020 (n = 194) and 2022 (n = 426), but the post-ChatGPT acceleration was far steeper: 1,793 papers in 2023, 3,517 in 2024, and 5,211 in 2025---the peak year, accounting for 41.2% of all publications. Data for 2026 (n = 1,207 through March) suggest the trajectory may continue, though partial-year figures preclude definitive projection.</w:t>
+        <w:t>The corpus exhibited rapid growth over the study period, with a compound annual growth rate (CAGR) of 42.1% from 2020 to 2025 (Table 1; Figure 2). Publication volume followed a clear inflection point coinciding with the release of ChatGPT in November 2022. The pre-ChatGPT period (2020--2022) accounted for 431 papers (5.5% of the corpus), while the post-ChatGPT period (2023--2026) contributed 7,462 papers (94.5%). Annual output grew from 99 papers in 2020 to 197 in 2022, but the post-ChatGPT acceleration was far steeper: 1,045 papers in 2023, 2,139 in 2024, and 3,463 in 2025---the peak year, accounting for 43.9% of all publications. Data for 2026 (n = 815 through March) suggest the trajectory may continue, though partial-year figures preclude definitive projection.</w:t>
       </w:r>
     </w:p>
     <w:p>
       <w:r>
-        <w:t>The transition from 2022 to 2023 represents a 4.2-fold increase in annual output, the single largest year-on-year surge in the dataset. This growth rate is consistent with broader bibliometric evidence on generative AI in biomedicine (Guo et al., 2024) and exceeds the typical diffusion curves observed for other health technology innovations (Rogers, 2003), underscoring the disruptive character of LLM adoption in healthcare research. The median publication year across the corpus was 2025, confirming that the literature is overwhelmingly recent.</w:t>
+        <w:t>The transition from 2022 to 2023 represents a 5.3-fold increase in annual output, the single largest year-on-year surge in the dataset. This growth rate is consistent with broader bibliometric evidence on generative AI in biomedicine (Guo et al., 2024) and exceeds the typical diffusion curves observed for other health technology innovations (Rogers, 2003), underscoring the disruptive character of LLM adoption in healthcare research. The median publication year across the corpus was 2025, confirming that the literature is overwhelmingly recent.</w:t>
       </w:r>
     </w:p>
     <w:p>
@@ -385,17 +385,17 @@
     </w:p>
     <w:p>
       <w:r>
-        <w:t>The corpus accumulated a total of 168,407 citations, yielding a mean of 16.17 citations per paper and a median of 1 (Table 2). The distribution was heavily right-skewed: 40.6% of papers (n = 4,225) remained uncited at the time of data extraction, while a small number of highly cited works exerted disproportionate influence. The corpus h-index was 155, meaning 155 papers received at least 155 citations each. The g-index was 287, and the i10-index (papers with 10 or more citations) was 2,696.</w:t>
+        <w:t>The corpus accumulated a total of 149,461 citations, yielding a mean of 18.94 citations per paper and a median of 2 (Table 2). The distribution was heavily right-skewed: 36.2% of papers (n = 2,857) remained uncited at the time of data extraction, while a small number of highly cited works exerted disproportionate influence. The corpus h-index was 154, meaning 154 papers received at least 154 citations each. The g-index was 275, and the i10-index (papers with 10 or more citations) was 2,254.</w:t>
       </w:r>
     </w:p>
     <w:p>
       <w:r>
-        <w:t>Citation intensity varied substantially by publication year. Papers published in 2020 achieved the highest mean citation count (97.0 per paper), reflecting both their longer citation window and their status as foundational contributions. The 2023 cohort accumulated the greatest total citations (73,500), driven by a combination of volume and the field's peak intensity of scholarly attention to generative AI. By contrast, the 2025 cohort (mean 2.9 citations) and 2026 cohort (mean 0.1 citations) had insufficient time to accrue citations, consistent with the well-established citation lag in biomedical publishing.</w:t>
+        <w:t>Citation intensity varied substantially by publication year. Papers published in 2020 achieved the highest mean citation count (118.0 per paper), reflecting both their longer citation window and their status as foundational contributions. The 2023 cohort accumulated the greatest total citations (62,428), driven by a combination of volume and the field's peak intensity of scholarly attention to generative AI. By contrast, the 2025 cohort (mean 3.9 citations) and 2026 cohort (mean 0.2 citations) had insufficient time to accrue citations, consistent with the well-established citation lag in biomedical publishing.</w:t>
       </w:r>
     </w:p>
     <w:p>
       <w:r>
-        <w:t>The most cited paper in the corpus was "Performance of ChatGPT on USMLE: Potential for AI-Assisted Medical Education" (Kung et al., 2023; 3,341 citations), closely followed by "So what if ChatGPT wrote it? Multidisciplinary perspectives on opportunities, challenges and implications" (Dwivedi et al., 2023; 3,325 citations). The top 20 papers were overwhelmingly published in 2023 and addressed foundational questions about ChatGPT's capabilities, limitations, and educational implications (Table 3). Notably, the highest-cited paper on simulation-specific methodology---"The impact of simulation-based training in medical education: A review" (2024; 598 citations)---appeared at rank 20, suggesting that simulation-focused studies have not yet achieved the citation prominence of broader AI-in-medicine contributions.</w:t>
+        <w:t>The most cited paper in the corpus was "Performance of ChatGPT on USMLE: Potential for AI-Assisted Medical Education" (Kung et al., 2023; 3,341 citations), followed by "Revolutionizing healthcare: the role of artificial intelligence in clinical practice" (2023; 2,543 citations). The top 20 papers were overwhelmingly published in 2023 and addressed foundational questions about ChatGPT's capabilities, limitations, and educational implications (Table 3).</w:t>
       </w:r>
     </w:p>
     <w:p>
@@ -408,12 +408,12 @@
     </w:p>
     <w:p>
       <w:r>
-        <w:t>A total of 40,100 unique authors contributed to the 11,426 papers with author data, yielding a collaboration index of 5.30 authors per paper (Table 4). This figure is consistent with contemporary norms in biomedical research and reflects the multidisciplinary nature of LLM research, which frequently requires expertise spanning computer science, clinical medicine, and education.</w:t>
+        <w:t>A total of 30,543 unique authors contributed to the 7,860 papers with author data, yielding a collaboration index of 5.66 authors per paper (Table 4). This figure is consistent with contemporary norms in biomedical research and reflects the multidisciplinary nature of LLM research, which frequently requires expertise spanning computer science, clinical medicine, and education.</w:t>
       </w:r>
     </w:p>
     <w:p>
       <w:r>
-        <w:t>Author productivity followed Lotka's law with an exponent (beta) of 2.06 and an R-squared of 0.908, indicating an excellent fit to the inverse square distribution. The vast majority of contributors (82.2%; n = 32,981) published a single paper, while only 17.8% (n = 7,119) contributed two or more. This single-to-multi-paper author ratio of 4.63 is characteristic of a young, rapidly expanding field in which many researchers are entering for the first time rather than building sustained programmes of inquiry. The most prolific authors---Wang, Y (145 papers), Li, Y (130 papers), and Zhang, Y (119 papers)---were predominantly Chinese-affiliated researchers (Table 5), reflecting the substantial contribution of Chinese institutions to the global output.</w:t>
+        <w:t>Author productivity followed Lotka's law with an exponent (beta) of 2.224 and an R-squared of 0.921, indicating an excellent fit to the inverse square distribution. The vast majority of contributors (82.9%; n = 25,316) published a single paper, while only 17.1% (n = 5,227) contributed two or more. This single-to-multi-paper author ratio of 4.84 is characteristic of a young, rapidly expanding field in which many researchers are entering for the first time rather than building sustained programmes of inquiry. The most prolific authors---Wang, Y (110 papers), Zhang, Y (91 papers), and Li, Y (73 papers)---were predominantly Chinese-affiliated researchers (Table 5), reflecting the substantial contribution of Chinese institutions to the global output.</w:t>
       </w:r>
     </w:p>
     <w:p>
@@ -426,17 +426,17 @@
     </w:p>
     <w:p>
       <w:r>
-        <w:t>The 8,296 papers with identifiable journal or source data were distributed across 3,598 unique outlets (Table 6). The mean output per journal was 2.31 papers, with a median of 1, and 72.7% of journals (n = 2,616) published only a single paper in the field. This high degree of scatter reflects the interdisciplinary nature of the topic, which spans medical education, informatics, clinical specialties, and computer science.</w:t>
+        <w:t>The 5,840 papers with identifiable journal or source data were distributed across 2,630 unique outlets (Table 6). The mean output per journal was 2.22 papers, with a median of 1, and 72.9% of journals (n = 1,918) published only a single paper in the field. This high degree of scatter reflects the interdisciplinary nature of the topic, which spans medical education, informatics, clinical specialties, and computer science.</w:t>
       </w:r>
     </w:p>
     <w:p>
       <w:r>
-        <w:t>Bradford's law analysis partitioned the journals into three zones of approximately equal article yield (Table 7; Figure 3). Zone 1 (core) contained 75 journals producing 2,776 papers (33.5%), Zone 2 (middle) contained 833 journals producing 2,756 papers (33.2%), and Zone 3 (peripheral) contained 2,690 journals producing 2,764 papers (33.3%). The Bradford multiplier from Zone 1 to Zone 2 was 11.11 (833/75), indicating a high concentration ratio: a small core of journals produces a disproportionate share of the literature, while the vast majority of outlets contribute only marginally.</w:t>
+        <w:t>Bradford's law analysis partitioned the journals into three zones of approximately equal article yield (Table 7; Figure 3). Zone 1 (core) contained 71 journals producing 1,947 papers (33.3%), Zone 2 (middle) contained 627 journals producing 1,947 papers (33.3%), and Zone 3 (peripheral) contained 1,932 journals producing 1,946 papers (33.3%). The Bradford multiplier from Zone 1 to Zone 2 was 8.83, indicating a high concentration ratio: a small core of journals produces a disproportionate share of the literature, while the vast majority of outlets contribute only marginally.</w:t>
       </w:r>
     </w:p>
     <w:p>
       <w:r>
-        <w:t>The single most prolific source was arXiv (462 papers; 5.6%), reflecting the field's substantial preprint culture and the influence of computer science publishing norms. Cureus ranked second (264 papers; 3.2%), followed by BMC Medical Education (100 papers; 1.2%), Scientific Reports (89 papers; 1.1%), and JMIR Medical Education (71 papers combined across variant name entries; 0.9%). The prominence of open-access and preprint platforms among the core journals is consistent with the field's rapid dissemination norms and the broader open-science ethos in AI research.</w:t>
+        <w:t>The single most prolific source was Cureus (231 papers; 4.0%), followed by arXiv (346 papers combined across variant name entries; 5.9%), BMC Medical Education (106 papers combined; 1.8%), JMIR Medical Education (87 papers combined; 1.5%), and Scientific Reports (68 papers combined; 1.2%). The prominence of open-access and preprint platforms among the core journals is consistent with the field's rapid dissemination norms and the broader open-science ethos in AI research.</w:t>
       </w:r>
     </w:p>
     <w:p>
@@ -449,12 +449,12 @@
     </w:p>
     <w:p>
       <w:r>
-        <w:t>Country-level authorship data were extractable for 3,294 papers (31.6% of the corpus). These papers originated from 116 countries, reflecting broad global engagement with LLMs in healthcare (Table 8; Figure 4). The United States led in absolute output (796 papers; 24.2% of identified papers), followed by China (558; 16.9%), India (266; 8.1%), the United Kingdom (243; 7.4%), and Canada (197; 6.0%). Collectively, the top five countries accounted for 62.6% of the geographically identified output.</w:t>
+        <w:t>Country-level authorship data were extractable for 2,484 papers (31.5% of the corpus). These papers originated from 106 countries, reflecting broad global engagement with LLMs in healthcare (Table 8; Figure 4). The United States led in absolute output (649 papers; 26.1% of identified papers), followed by China (404; 16.3%), the United Kingdom (194; 7.8%), India (169; 6.8%), and Canada (146; 5.9%). Collectively, the top five countries accounted for 62.9% of the geographically identified output.</w:t>
       </w:r>
     </w:p>
     <w:p>
       <w:r>
-        <w:t>Continental analysis revealed that Asia contributed the largest share of authorships (33.5%), followed by Europe (25.1%), North America (22.5%), and the Middle East (11.6%). Africa (2.7%), Oceania (2.6%), and South America (2.0%) were substantially underrepresented. International collaborations---defined as papers with authors from more than one country---accounted for 21.1% of geographically identified papers (n = 694), suggesting moderate but not dominant cross-border cooperation. The geographic concentration of output in high-income countries raises equity concerns regarding whose perspectives shape the evidence base for LLM integration in healthcare education.</w:t>
+        <w:t>Continental analysis revealed that Asia contributed the largest share of authorships (31.2%), followed by Europe (26.0%), North America (24.2%), and the Middle East (11.2%). Africa (2.1%), South America (2.2%), and Oceania (3.1%) were substantially underrepresented. International collaborations---defined as papers with authors from more than one country---accounted for 21.8% of geographically identified papers (n = 541), suggesting moderate but not dominant cross-border cooperation. The geographic concentration of output in high-income countries raises equity concerns regarding whose perspectives shape the evidence base for LLM integration in healthcare education.</w:t>
       </w:r>
     </w:p>
     <w:p>
@@ -467,17 +467,17 @@
     </w:p>
     <w:p>
       <w:r>
-        <w:t>Keyword co-occurrence network analysis identified 14,277 unique keywords forming 267,027 co-occurrence pairs. Community detection via the Louvain algorithm resolved five thematic clusters, which were plotted on Callon's strategic diagram using centrality (external cohesion) and density (internal cohesion) as axes (Table 9; Figure 5).</w:t>
+        <w:t>Keyword co-occurrence network analysis identified 11,196 unique keywords forming 211,669 co-occurrence pairs. Community detection via the Louvain algorithm resolved five thematic clusters, which were plotted on Callon's strategic diagram using centrality (external cohesion) and density (internal cohesion) as axes (Table 9; Figure 5).</w:t>
       </w:r>
     </w:p>
     <w:p>
       <w:r>
-        <w:t>**Motor themes (high centrality, high density):** Three clusters occupied this quadrant. Cluster 4 ("challenges / virtual reality / development"; 1,517 keywords; centrality 5,053,627; density 1,138.8) represented the most well-developed and central theme in the field, encompassing simulation applications, immersive technology challenges, and practical implementation considerations. Cluster 3 ("models / large language models / language"; 2,197 keywords; centrality 4,729,327; density 726.7) captured the core LLM-focused discourse. Cluster 0 ("clinical / patient / significant"; 1,376 keywords; centrality 4,338,283; density 873.5) reflected research on clinical applications, patient-facing tools, and evaluation methodologies. These motor themes are both internally coherent and strongly connected to the broader research network, indicating mature, driving research programmes.</w:t>
+        <w:t>**Motor themes (high centrality, high density):** Three clusters occupied this quadrant. Cluster 2 ("learning / training / integration"; 1,838 keywords; centrality 3,715,459; density 897.6) represented the most well-developed and central theme in the field, encompassing simulation applications, training methodology, and practical implementation considerations. Cluster 1 ("large language models / language / models"; 2,127 keywords; centrality 3,282,164; density 610.2) captured the core LLM-focused discourse. Cluster 0 ("systems / system"; 872 keywords; centrality 2,150,373; density 357.3) reflected research on system-level applications and evaluation methodologies. These motor themes are both internally coherent and strongly connected to the broader research network, indicating mature, driving research programmes.</w:t>
       </w:r>
     </w:p>
     <w:p>
       <w:r>
-        <w:t>**Emerging or declining themes (low centrality, low density):** Two clusters occupied this quadrant. Cluster 1 ("artificial / intelligence / education"; 2,734 keywords; centrality 2,135,971; density 81.7) was the largest cluster by keyword count, capturing the broad, foundational discourse on AI in education---essential to the field but not yet crystallised into a tightly integrated research programme. Cluster 2 ("artificial intelligence / computer science / medicine"; 960 keywords; centrality 758,886; density 225.5) represented a technically focused community that may benefit from greater integration with educational and clinical stakeholders. Given the recency of LLM adoption, the positioning of these clusters likely reflects emergence rather than decline.</w:t>
+        <w:t>**Emerging or declining themes (low centrality, low density):** Two clusters occupied this quadrant. Cluster 4 ("artificial / intelligence / clinical"; 2,110 keywords; centrality 1,620,881; density 76.7) was a large cluster capturing the broad, foundational discourse on AI in clinical contexts---essential to the field but not yet crystallised into a tightly integrated research programme. Cluster 3 ("artificial intelligence / computer science / medicine"; 854 keywords; centrality 580,179; density 189.4) represented a technically focused community that may benefit from greater integration with educational and clinical stakeholders. Given the recency of LLM adoption, the positioning of these clusters likely reflects emergence rather than decline.</w:t>
       </w:r>
     </w:p>
     <w:p>
@@ -490,17 +490,17 @@
     </w:p>
     <w:p>
       <w:r>
-        <w:t>Regex-based classification across seven NTS domains captured 4,452 papers (42.7% of the corpus) in at least one domain, with 1,245 papers (12.0%) classified into multiple domains (Table 10; Figure 6). Decision-making was the most frequently addressed domain (1,807 papers; 17.3%), followed by Communication (1,568; 15.1%), Teamwork (1,322; 12.7%), and Leadership (1,043; 10.0%). These four domains collectively accounted for the vast majority of NTS-related research.</w:t>
+        <w:t>Regex-based classification across nine NTS domains captured 4,478 papers (56.7% of the corpus) in at least one domain, with 1,352 papers (17.1%) classified into multiple domains (Table 10; Figure 6). Decision-making was the most frequently addressed domain (2,588 papers; 32.8%), followed by Communication (1,358; 17.2%), Teamwork (902; 11.4%), and Leadership (566; 7.2%). These four domains collectively accounted for the vast majority of NTS-related research.</w:t>
       </w:r>
     </w:p>
     <w:p>
       <w:r>
-        <w:t>By contrast, the lower-frequency domains revealed striking gaps. Stress management appeared in only 231 papers (2.2%), Situational awareness in 52 (0.5%), and Crisis Resource Management (CRM) in merely 7 papers (0.1%). The 250-fold disparity between Decision-making and CRM is particularly notable given that CRM principles underpin the design and facilitation of high-fidelity simulation scenarios across emergency medicine, anaesthesia, and surgical disciplines. The near-absence of CRM from the LLM literature suggests that the most simulation-specific NTS domain has been almost entirely overlooked by AI researchers.</w:t>
+        <w:t>By contrast, the lower-frequency domains revealed striking gaps. Stress management appeared in 357 papers (4.5%), Professionalism in 229 (2.9%), Situational awareness in 136 (1.7%), Task management in 100 (1.3%), and Crisis Resource Management (CRM) in merely 8 papers (0.1%). The 324-fold disparity between Decision-making and CRM is particularly notable given that CRM principles underpin the design and facilitation of high-fidelity simulation scenarios across emergency medicine, anaesthesia, and surgical disciplines. The near-absence of CRM from the LLM literature suggests that the most simulation-specific NTS domain has been almost entirely overlooked by AI researchers.</w:t>
       </w:r>
     </w:p>
     <w:p>
       <w:r>
-        <w:t>Cross-tabulation of simulation types and NTS domains (Table 11) revealed that VR/MR/XR simulations had the broadest NTS coverage, addressing Communication (309 papers), Teamwork (281), Decision-making (193), and Leadership (140). Scenario-based simulations showed a similar pattern at lower volumes. Mannequin-based simulation---the modality most amenable to LLM-powered voice interaction---was represented in only 139 papers total, with minimal CRM engagement (1 paper).</w:t>
+        <w:t>Cross-tabulation of simulation types and NTS domains (Table 11) revealed that VR/MR/XR simulations had the broadest NTS coverage, addressing Communication (212 papers), Teamwork (190), Decision-making (165), and Leadership (114). Scenario-based simulations showed a similar pattern at lower volumes. Virtual Patient/Chatbot simulations demonstrated strong coverage of Communication (219) and Decision-making (136). Mannequin-based simulation---the modality most amenable to LLM-powered voice interaction---was represented in only 104 papers total, with minimal CRM engagement (1 paper).</w:t>
       </w:r>
     </w:p>
     <w:p>
@@ -513,17 +513,17 @@
     </w:p>
     <w:p>
       <w:r>
-        <w:t>Named-model classification identified specific LLMs in the corpus, revealing pronounced dominance by proprietary systems (Table 12; Figure 7). ChatGPT (generic, unversioned references) appeared in 3,419 papers (29.7% of the corpus), making it by far the most studied model. GPT-4 followed at 689 papers (6.0%), Gemini at 550 (4.8%), Claude at 267 (2.3%), and GPT-3.5 at 266 (2.3%). The newer GPT-4o appeared in 225 papers (2.0%), and GPT-5 in 37 papers (0.3%), the latter reflecting early-access or speculative references.</w:t>
+        <w:t>Named-model classification identified specific LLMs in the corpus, revealing pronounced dominance by proprietary systems (Table 12; Figure 7). ChatGPT (generic, unversioned references) appeared in 2,718 papers (34.4% of the corpus), making it by far the most studied model. GPT-4 followed at 766 papers (9.7%), Gemini at 561 (7.1%), Claude at 297 (3.8%), and GPT-3.5 at 282 (3.6%). The newer GPT-4o appeared in 239 papers (3.0%), and GPT-5 in 39 papers (0.5%), the latter reflecting early-access or speculative references.</w:t>
       </w:r>
     </w:p>
     <w:p>
       <w:r>
-        <w:t>The proprietary-open-source divide was stark. Papers mentioning at least one proprietary model numbered 4,016 (34.8%), while those mentioning any open-source model totalled only 201 (1.7%). Llama was the most cited open-source model (179 papers; 1.6%), followed by Mistral (40; 0.3%). Only 139 papers mentioned both proprietary and open-source models, indicating minimal comparative evaluation.</w:t>
+        <w:t>The proprietary-open-source divide was stark. Papers mentioning at least one proprietary model numbered 3,370 (42.7%), while those mentioning any open-source model totalled only 218 (2.8%). Llama was the most cited open-source model (202 papers; 2.6%), followed by Mistral (38; 0.5%). Only 161 papers mentioned both proprietary and open-source models, indicating minimal comparative evaluation.</w:t>
       </w:r>
     </w:p>
     <w:p>
       <w:r>
-        <w:t>Temporal trends revealed that Gemini exhibited the steepest growth trajectory, rising from 1 paper in 2023 to 107 in 2024, 352 in 2025, and 88 in the first quarter of 2026. Claude showed a similar upward curve (5 in 2023 to 152 in 2025), while GPT-3.5 references declined from 104 in 2024 to 89 in 2025, consistent with model obsolescence. The generic LLM category grew steadily (75 in 2023 to 456 in 2025), suggesting an increasing proportion of studies that discuss LLMs conceptually without specifying a particular model.</w:t>
+        <w:t>Temporal trends revealed that Gemini exhibited the steepest growth trajectory, rising from 1 paper in 2023 to 97 in 2024, 362 in 2025, and 101 in the first quarter of 2026. Claude showed a similar upward curve (6 in 2023 to 170 in 2025), while GPT-3.5 references declined from 119 in 2024 to 87 in 2025, consistent with model obsolescence. The generic LLM category grew steadily (35 in 2023 to 304 in 2025), suggesting an increasing proportion of studies that discuss LLMs conceptually without specifying a particular model.</w:t>
       </w:r>
     </w:p>
     <w:p>
@@ -536,12 +536,12 @@
     </w:p>
     <w:p>
       <w:r>
-        <w:t>Simulation-type classification identified 3,114 papers (27.0% of the corpus) matching at least one simulation modality, with 350 papers (3.0%) addressing multiple types (Table 13; Figure 8). VR/MR/XR was the most prevalent modality (1,537 papers; 13.3%), reflecting the established synergy between immersive technologies and AI. Scenario-based simulation (739; 6.4%) and Virtual Patient/Chatbot (725; 6.3%) were nearly equivalent in representation, the latter capturing the natural application of conversational AI in simulated clinical encounters.</w:t>
+        <w:t>Simulation-type classification identified 2,129 papers (27.0% of the corpus) matching at least one simulation modality, with 304 papers (3.9%) addressing multiple types (Table 13; Figure 8). VR/MR/XR was the most prevalent modality (879 papers; 11.1%), reflecting the established synergy between immersive technologies and AI. Virtual Patient/Chatbot (632; 8.0%) was the second most common, capturing the natural application of conversational AI in simulated clinical encounters. Scenario-based simulation (518; 6.6%) occupied third place.</w:t>
       </w:r>
     </w:p>
     <w:p>
       <w:r>
-        <w:t>Standardised Patient encounters appeared in 180 papers (1.6%), Mannequin-based simulation in 139 (1.2%), Roleplay and OSCE in 77 each (0.7%), and Debriefing in 64 (0.6%). The relatively low representation of mannequin-based simulation is notable given that this is the modality where LLM-powered text-to-speech could most directly replace human operators, enabling scalable, consistent simulated patient voices without the logistical constraints of human standardised patients.</w:t>
+        <w:t>Standardised Patient encounters appeared in 174 papers (2.2%), Mannequin-based simulation in 104 (1.3%), OSCE in 86 (1.1%), Debriefing in 58 (0.7%), and Roleplay in 53 (0.7%). The relatively low representation of mannequin-based simulation is notable given that this is the modality where LLM-powered text-to-speech could most directly replace human operators, enabling scalable, consistent simulated patient voices without the logistical constraints of human standardised patients.</w:t>
       </w:r>
     </w:p>
     <w:p>
@@ -549,22 +549,35 @@
         <w:pStyle w:val="Heading2"/>
       </w:pPr>
       <w:r>
-        <w:t>3.11 Urology Sub-Analysis</w:t>
+        <w:t>3.11 Research Methods</w:t>
       </w:r>
     </w:p>
     <w:p>
       <w:r>
-        <w:t>The urology-specific analysis identified 319 papers (2.5% of the total corpus), confirming that the specialty has engaged with LLM research but at a modest scale relative to the overall field (Table 14). Growth in urology mirrored the broader corpus: only 17 papers appeared during 2020--2022, expanding to 44 in 2023, 103 in 2024, and 129 in 2025 (26 in early 2026).</w:t>
+        <w:t>Research methods classification categorised 5,204 papers (65.9%) into at least one methodological category (Table 14). Comparative studies were the most common design (1,771; 22.4%), followed by development studies (1,388; 17.6%), validation studies (1,312; 16.6%), and cross-sectional surveys (1,084; 13.7%). Qualitative studies accounted for 633 papers (8.0%), and mixed methods for 267 (3.4%). Systematic reviews (498; 6.3%) and scoping reviews (243; 3.1%) were moderately represented, while randomised controlled trials constituted only 70 papers (0.9%), underscoring the early-stage nature of the evidence base and the relative paucity of rigorous comparative effectiveness research.</w:t>
+      </w:r>
+    </w:p>
+    <w:p>
+      <w:pPr>
+        <w:pStyle w:val="Heading2"/>
+      </w:pPr>
+      <w:r>
+        <w:t>3.12 Urology Sub-Analysis</w:t>
       </w:r>
     </w:p>
     <w:p>
       <w:r>
-        <w:t>NTS domain distribution within urology papers followed the corpus-wide pattern, with Decision-making (74 papers; 23.2%), Communication (51; 16.0%), Teamwork (35; 11.0%), and Leadership (25; 7.8%) representing the most common domains. Citation performance was slightly below the corpus mean (12.1 vs. 16.17 citations per paper), possibly reflecting the specialty's later entry into LLM research.</w:t>
+        <w:t>The urology-specific analysis identified 271 papers (3.4% of the total corpus), confirming that the specialty has engaged with LLM research but at a modest scale relative to the overall field (Table 15). Growth in urology mirrored the broader corpus: only 7 papers appeared during 2020--2022, expanding to 40 in 2023, 83 in 2024, and 117 in 2025 (24 in early 2026).</w:t>
       </w:r>
     </w:p>
     <w:p>
       <w:r>
-        <w:t>ChatGPT dominated urology LLM mentions (145 papers), followed by Generic LLM (44), Gemini (33), GPT-4 (26), and Claude (12). The most salient finding was the complete absence of papers at the intersection of urology, LLMs, and simulation boot camps: although 10 boot camp papers appeared in the total corpus, none were urology-specific. Given that urology boot camps are an established training format---typically employing mannequin-based simulation with human operators providing simulated patient voices (Ahmed et al., 2014)---this represents a clear and actionable research gap.</w:t>
+        <w:t>NTS domain distribution within urology papers followed the corpus-wide pattern, with Decision-making (80 papers; 29.5%), Communication (45; 16.6%), Teamwork (32; 11.8%), and Leadership (21; 7.7%) representing the most common domains. Citation performance was slightly below the corpus mean (11.6 vs. 18.94 citations per paper), possibly reflecting the specialty's later entry into LLM research.</w:t>
+      </w:r>
+    </w:p>
+    <w:p>
+      <w:r>
+        <w:t>ChatGPT dominated urology LLM mentions (123 papers), followed by Generic LLM (42), Gemini (33), GPT-4 (29), and Claude (15). The most salient finding was the complete absence of papers at the intersection of urology, LLMs, and simulation boot camps: although 7 boot camp papers appeared in the total corpus, none were urology-specific. Given that urology boot camps are an established training format---typically employing mannequin-based simulation with human operators providing simulated patient voices (Ahmed et al., 2014)---this represents a clear and actionable research gap.</w:t>
       </w:r>
     </w:p>
     <w:p>
@@ -585,12 +598,12 @@
     </w:p>
     <w:p>
       <w:r>
-        <w:t>This bibliometric analysis mapped the research landscape of large language models in healthcare simulation and non-technical skills training from 2020 to 2026, encompassing 12,645 included papers drawn exclusively from open-access databases. The findings reveal a field undergoing rapid and substantial expansion---35.6% compound annual growth, a post-ChatGPT surge that concentrated 92.8% of all output in fewer than four years, and contributions from 40,100 authors across 116 countries---yet one characterised by significant structural imbalances that warrant careful consideration.</w:t>
+        <w:t>This bibliometric analysis mapped the research landscape of large language models in healthcare simulation and non-technical skills training from 2020 to 2026, encompassing 7,893 included papers drawn exclusively from open-access databases. The findings reveal a field undergoing rapid and substantial expansion---42.1% compound annual growth, a post-ChatGPT surge that concentrated 94.5% of all output in fewer than four years, and contributions from 30,543 authors across 106 countries---yet one characterised by significant structural imbalances that warrant careful consideration.</w:t>
       </w:r>
     </w:p>
     <w:p>
       <w:r>
-        <w:t>Five principal findings emerge. First, the literature is overwhelmingly recent and concentrated: 92.8% of all papers were published after the release of ChatGPT in November 2022, with 2025 alone accounting for 41.2% of the corpus. This compressed timeline means the field is building its evidence base in real time, with limited opportunity for the longitudinal validation studies that typically underpin educational innovation. Second, citation analysis reveals a highly skewed distribution (h-index 155, g-index 287) in which a small number of foundational papers---predominantly addressing ChatGPT's performance on medical licensing examinations---attract disproportionate attention, while 40.6% of the literature remains uncited. Third, the NTS landscape is dominated by Decision-making and Communication, with Crisis Resource Management and Situational Awareness almost entirely absent from the discourse. Fourth, proprietary LLMs account for 34.8% of named-model mentions versus only 1.7% for open-source alternatives, creating a research ecosystem dependent on commercial platforms whose terms, capabilities, and pricing may change without notice. Fifth, urology simulation boot camps---an established training format that would appear well suited to LLM augmentation---have generated zero publications at this intersection, representing a specific and actionable research gap.</w:t>
+        <w:t>Five principal findings emerge. First, the literature is overwhelmingly recent and concentrated: 94.5% of all papers were published after the release of ChatGPT in November 2022, with 2025 alone accounting for 43.9% of the corpus. This compressed timeline means the field is building its evidence base in real time, with limited opportunity for the longitudinal validation studies that typically underpin educational innovation. Second, citation analysis reveals a highly skewed distribution (h-index 154, g-index 275) in which a small number of foundational papers---predominantly addressing ChatGPT's performance on medical licensing examinations---attract disproportionate attention, while 36.2% of the literature remains uncited. Third, the NTS landscape is dominated by Decision-making and Communication, with Crisis Resource Management and Situational Awareness almost entirely absent from the discourse. Fourth, proprietary LLMs account for 42.7% of named-model mentions versus only 2.8% for open-source alternatives, creating a research ecosystem dependent on commercial platforms whose terms, capabilities, and pricing may change without notice. Fifth, urology simulation boot camps---an established training format that would appear well suited to LLM augmentation---have generated zero publications at this intersection, representing a specific and actionable research gap.</w:t>
       </w:r>
     </w:p>
     <w:p>
@@ -603,12 +616,12 @@
     </w:p>
     <w:p>
       <w:r>
-        <w:t>The distribution of NTS research across the seven classified domains reveals a hierarchy that appears to reflect convenience rather than clinical importance. Decision-making (1,807 papers; 17.3%) and Communication (1,568; 15.1%) are well represented, likely because these competencies align most naturally with the text-based capabilities of LLMs: clinical reasoning tasks map onto question-answering paradigms, and communication training maps onto conversational interaction. Teamwork (1,322; 12.7%) and Leadership (1,043; 10.0%) occupy a middle ground, studied frequently but often in the context of interprofessional education rather than simulation-specific applications.</w:t>
+        <w:t>The distribution of NTS research across the classified domains reveals a hierarchy that appears to reflect convenience rather than clinical importance. Decision-making (2,588 papers; 32.8%) and Communication (1,358; 17.2%) are well represented, likely because these competencies align most naturally with the text-based capabilities of LLMs: clinical reasoning tasks map onto question-answering paradigms, and communication training maps onto conversational interaction. Teamwork (902; 11.4%) and Leadership (566; 7.2%) occupy a middle ground, studied frequently but often in the context of interprofessional education rather than simulation-specific applications.</w:t>
       </w:r>
     </w:p>
     <w:p>
       <w:r>
-        <w:t>The critical deficits lie at the lower end. Stress management (231 papers; 2.2%) is studied infrequently despite its centrality to performance under pressure---the very conditions simulation is designed to replicate. Situational awareness (52 papers; 0.5%) is nearly invisible, despite decades of human factors research establishing it as a prerequisite for safe clinical practice (Endsley, 1995; Flin et al., 2008). Most striking is the near-total absence of Crisis Resource Management (7 papers; 0.1%), a domain that has been foundational to high-fidelity simulation training since its adaptation from aviation by Gaba and colleagues (Gaba et al., 2001). The 250-fold disparity between Decision-making and CRM papers cannot be explained by the relative importance of these competencies; rather, it likely reflects the fact that CRM is inherently team-based, dynamic, and context-dependent---qualities that current LLM architectures are poorly equipped to address in isolation.</w:t>
+        <w:t>The critical deficits lie at the lower end. Stress management (357 papers; 4.5%) is studied infrequently despite its centrality to performance under pressure---the very conditions simulation is designed to replicate. Situational awareness (136 papers; 1.7%) receives limited attention, despite decades of human factors research establishing it as a prerequisite for safe clinical practice (Endsley, 1995; Flin et al., 2008). Most striking is the near-total absence of Crisis Resource Management (8 papers; 0.1%), a domain that has been foundational to high-fidelity simulation training since its adaptation from aviation by Gaba and colleagues (Gaba et al., 2001). The 324-fold disparity between Decision-making and CRM papers cannot be explained by the relative importance of these competencies; rather, it likely reflects the fact that CRM is inherently team-based, dynamic, and context-dependent---qualities that current LLM architectures are poorly equipped to address in isolation.</w:t>
       </w:r>
     </w:p>
     <w:p>
@@ -626,7 +639,7 @@
     </w:p>
     <w:p>
       <w:r>
-        <w:t>The dominance of proprietary models in the research literature raises concerns that extend beyond market share. With 34.8% of papers mentioning at least one proprietary LLM and only 1.7% mentioning open-source alternatives such as Llama (179 papers) or Mistral (40 papers), the field is constructing its evidence base on platforms over which researchers have no control. Commercial LLMs may be updated, deprecated, or repriced at any time; the GPT-3.5 decline observed in our data---from 104 mentions in 2024 to 89 in 2025---illustrates how model obsolescence can invalidate the specific conditions under which a study's findings were generated.</w:t>
+        <w:t>The dominance of proprietary models in the research literature raises concerns that extend beyond market share. With 42.7% of papers mentioning at least one proprietary LLM and only 2.8% mentioning open-source alternatives such as Llama (202 papers) or Mistral (38 papers), the field is constructing its evidence base on platforms over which researchers have no control. Commercial LLMs may be updated, deprecated, or repriced at any time; the GPT-3.5 decline observed in our data---from 119 mentions in 2024 to 87 in 2025---illustrates how model obsolescence can invalidate the specific conditions under which a study's findings were generated.</w:t>
       </w:r>
     </w:p>
     <w:p>
@@ -636,7 +649,7 @@
     </w:p>
     <w:p>
       <w:r>
-        <w:t>The 139 papers mentioning both proprietary and open-source models represent a small but important comparative literature. Expanding this body of work is essential if the field is to make evidence-based decisions about which models to deploy in educational settings. The current default---selecting ChatGPT because it is the most familiar and accessible---is understandable but insufficient as a basis for institutional adoption.</w:t>
+        <w:t>The 161 papers mentioning both proprietary and open-source models represent a small but important comparative literature. Expanding this body of work is essential if the field is to make evidence-based decisions about which models to deploy in educational settings. The current default---selecting ChatGPT because it is the most familiar and accessible---is understandable but insufficient as a basis for institutional adoption.</w:t>
       </w:r>
     </w:p>
     <w:p>
@@ -649,7 +662,7 @@
     </w:p>
     <w:p>
       <w:r>
-        <w:t>The urology sub-analysis produced a finding that is notable for its absence. Despite 319 urology-related papers in the corpus and 10 boot camp papers across all specialties, the intersection of these categories was empty: zero papers examine LLMs in the context of urology simulation boot camps. This null finding is significant because urology boot camps represent one of the most structured and well-established simulation training formats in surgical education (Ahmed et al., 2014). These programmes typically employ mannequin-based simulation stations at which human operators provide simulated patient voices, speaking through speakers embedded in the mannequin to guide learners through clinical encounters.</w:t>
+        <w:t>The urology sub-analysis produced a finding that is notable for its absence. Despite 271 urology-related papers in the corpus and 7 boot camp papers across all specialties, the intersection of these categories was empty: zero papers examine LLMs in the context of urology simulation boot camps. This null finding is significant because urology boot camps represent one of the most structured and well-established simulation training formats in surgical education (Ahmed et al., 2014). These programmes typically employ mannequin-based simulation stations at which human operators provide simulated patient voices, speaking through speakers embedded in the mannequin to guide learners through clinical encounters.</w:t>
       </w:r>
     </w:p>
     <w:p>
@@ -672,7 +685,7 @@
     </w:p>
     <w:p>
       <w:r>
-        <w:t>An important consideration when interpreting the corpus is its document-type composition. The inclusion of preprints (8.6%), book chapters (2.5%), and conference proceedings (1.9%) alongside peer-reviewed journal articles (42.1%) means that the evidence base is heterogeneous in its level of quality assurance. While the inclusion of preprints is consistent with bibliometric convention and reflects the field's rapid dissemination norms---particularly the influence of computer science publishing culture via arXiv, which was the single most prolific source---it does mean that a proportion of the corpus has not undergone formal peer review. The high open-access rate (76.7%) is encouraging from an accessibility standpoint but should not be conflated with peer-review status. Future analyses may benefit from stratifying results by document type to assess whether findings differ between peer-reviewed and non-peer-reviewed literature.</w:t>
+        <w:t>An important consideration when interpreting the corpus is its document-type composition. The inclusion of preprints (8.0%), book chapters (1.6%), and conference proceedings alongside peer-reviewed journal articles (38.4%) means that the evidence base is heterogeneous in its level of quality assurance. While the inclusion of preprints is consistent with bibliometric convention and reflects the field's rapid dissemination norms---particularly the influence of computer science publishing culture via arXiv---it does mean that a proportion of the corpus has not undergone formal peer review. The open-access rate (69.8%) is encouraging from an accessibility standpoint but should not be conflated with peer-review status. Research methods classification revealed that only 70 papers (0.9%) employed randomised controlled trial designs, while the majority comprised comparative studies (22.4%), development studies (17.6%), and validation studies (16.6%), underscoring the early-stage nature of the evidence base. Future analyses may benefit from stratifying results by document type and study design to assess whether findings differ between peer-reviewed and non-peer-reviewed literature, and between higher- and lower-quality study designs.</w:t>
       </w:r>
     </w:p>
     <w:p>
@@ -690,17 +703,17 @@
     </w:p>
     <w:p>
       <w:r>
-        <w:t>For **simulation educators**, the data suggest that current LLM applications are most mature in Decision-making and Communication domains. Educators seeking to integrate LLMs should begin with these applications, where the evidence base is most developed, while recognising the need to maintain human-led facilitation for CRM and team-based competencies where AI capabilities remain limited. The dominance of VR/MR/XR (1,537 papers) and Virtual Patient/Chatbot (725 papers) as simulation modalities indicates that these are the formats most actively being studied for LLM integration.</w:t>
+        <w:t>For **simulation educators**, the data suggest that current LLM applications are most mature in Decision-making and Communication domains. Educators seeking to integrate LLMs should begin with these applications, where the evidence base is most developed, while recognising the need to maintain human-led facilitation for CRM and team-based competencies where AI capabilities remain limited. The dominance of VR/MR/XR (879 papers) and Virtual Patient/Chatbot (632 papers) as simulation modalities indicates that these are the formats most actively being studied for LLM integration.</w:t>
       </w:r>
     </w:p>
     <w:p>
       <w:r>
-        <w:t>For **researchers**, the analysis identifies several underserved areas warranting investigation: CRM and situational awareness training, open-source model evaluation, mannequin-based simulation augmentation, and longitudinal outcome studies. The concentration of 82.2% single-paper authors suggests that many contributors are conducting one-off explorations rather than sustained research programmes; the field would benefit from deeper, longitudinal engagement by dedicated research groups.</w:t>
+        <w:t>For **researchers**, the analysis identifies several underserved areas warranting investigation: CRM and situational awareness training, open-source model evaluation, mannequin-based simulation augmentation, and longitudinal outcome studies. The concentration of 82.9% single-paper authors suggests that many contributors are conducting one-off explorations rather than sustained research programmes; the field would benefit from deeper, longitudinal engagement by dedicated research groups.</w:t>
       </w:r>
     </w:p>
     <w:p>
       <w:r>
-        <w:t>For **institutions** considering LLM adoption, the geographic analysis reveals that research is concentrated in high-income countries (the USA, China, UK, and Canada account for 54.5% of identified output), while regions that might benefit most from scalable AI-powered training---Africa (2.7%), South America (2.0%)---are substantially underrepresented. Investment in multilingual, locally deployable LLM solutions should be a priority for global health equity.</w:t>
+        <w:t>For **institutions** considering LLM adoption, the geographic analysis reveals that research is concentrated in high-income countries (the USA, China, UK, and Canada account for 56.1% of identified output), while regions that might benefit most from scalable AI-powered training---Africa (2.1%), South America (2.2%)---are substantially underrepresented. Investment in multilingual, locally deployable LLM solutions should be a priority for global health equity.</w:t>
       </w:r>
     </w:p>
     <w:p>
@@ -713,7 +726,7 @@
     </w:p>
     <w:p>
       <w:r>
-        <w:t>This study was designed from its inception to use only freely accessible data sources, and the results validate this approach. Seven open-access databases yielded 12,645 included papers---a corpus of sufficient depth and breadth to support meaningful bibliometric analysis across all standard indicators. While we cannot directly compare our yield to what Web of Science or Scopus would have produced, the volume is comparable to or exceeds that of published bibliometric studies on similar topics that relied on proprietary databases (Guo et al., 2024; Wang et al., 2023).</w:t>
+        <w:t>This study was designed from its inception to use only freely accessible data sources, and the results validate this approach. Seven open-access databases yielded 7,893 included papers---a corpus of sufficient depth and breadth to support meaningful bibliometric analysis across all standard indicators. While we cannot directly compare our yield to what Web of Science or Scopus would have produced, the volume is comparable to or exceeds that of published bibliometric studies on similar topics that relied on proprietary databases (Guo et al., 2024; Wang et al., 2023).</w:t>
       </w:r>
     </w:p>
     <w:p>
@@ -723,7 +736,7 @@
     </w:p>
     <w:p>
       <w:r>
-        <w:t>We note, however, that the open-access approach involves tradeoffs. Metadata completeness varied across sources (journal data were available for only 65.5% of papers), and country-level affiliation data were extractable for only 31.6% of the corpus. The journal-level analyses (Bradford's law, journal rankings) are therefore based on a subset of the corpus, and the geographic findings should be interpreted with caution given the two-thirds of papers for which country data were unavailable.</w:t>
+        <w:t>We note, however, that the open-access approach involves tradeoffs. Metadata completeness varied across sources (journal data were available for only 74.0% of papers), and country-level affiliation data were extractable for only 31.5% of the corpus. The journal-level analyses (Bradford's law, journal rankings) are therefore based on a subset of the corpus, and the geographic findings should be interpreted with caution given the two-thirds of papers for which country data were unavailable.</w:t>
       </w:r>
     </w:p>
     <w:p>
@@ -736,7 +749,7 @@
     </w:p>
     <w:p>
       <w:r>
-        <w:t>Several limitations should be considered when interpreting these results. First, the exclusion of Scopus and Web of Science means that some publications indexed exclusively in these proprietary databases may have been missed. However, the growing overlap between OpenAlex and these sources (Priem et al., 2022), combined with our use of seven complementary databases, mitigates this concern. Second, AI-assisted screening, while validated against human reviewers and compliant with PRISMA-trAIce guidelines, may introduce classification errors distinct from those of human reviewers. The validation protocol was designed to quantify this risk, but only a stratified sample of 100 papers per reviewer (with 50 common papers for inter-rater reliability computation) could be assessed from the full set of 8,997 uncertain cases; residual misclassification in the unsampled papers cannot be excluded. Third, NTS domain classification relied on keyword-based regular expression matching, which captures explicit terminology but may miss papers that address NTS concepts without using standard vocabulary. This approach likely underestimates the true prevalence of NTS research, particularly for domains such as Situational Awareness that may be discussed using non-standard language. Conversely, broad terms such as "leadership" may capture papers addressing hospital or organisational leadership unrelated to clinical NTS, potentially overestimating certain domains. Fourth, country-level geographic data were available for only 31.6% of the corpus, limiting the generalisability of geographic findings. Fifth, citation data represent a snapshot at the time of extraction (March 2026) and will change as the literature matures; papers published in 2025 and 2026 have had insufficient time to accumulate citations. Sixth, the high proportion of single-paper authors (82.2%) and uncited papers (40.6%) may partly reflect the inclusion of preprints, conference proceedings, and grey literature that would be excluded from proprietary database analyses. Seventh, the most prolific authors identified (predominantly Chinese-affiliated names) may partly reflect name disambiguation challenges inherent to bibliometric analysis of East Asian surnames, rather than true individual productivity differences. Eighth, only English-language papers were included, which excludes potentially substantial non-English LLM research from countries such as China, Japan, and South Korea. Finally, the three-tier search strategy, while designed to balance breadth and specificity, may introduce boundary effects at tier boundaries, and the inability to independently assess study quality or risk of bias is an inherent limitation of the bibliometric approach.</w:t>
+        <w:t>Several limitations should be considered when interpreting these results. First, the exclusion of Scopus and Web of Science means that some publications indexed exclusively in these proprietary databases may have been missed. However, the growing overlap between OpenAlex and these sources (Priem et al., 2022), combined with our use of seven complementary databases, mitigates this concern. Second, AI-assisted screening, while validated against human reviewers and compliant with PRISMA-trAIce guidelines, may introduce classification errors distinct from those of human reviewers. The validation protocol was designed to quantify this risk, but only a stratified sample of 100 papers per reviewer (with 50 common papers for inter-rater reliability computation) could be assessed from the full set of 8,997 uncertain cases; residual misclassification in the unsampled papers cannot be excluded. Third, NTS domain classification relied on keyword-based regular expression matching, which captures explicit terminology but may miss papers that address NTS concepts without using standard vocabulary. This approach likely underestimates the true prevalence of NTS research, particularly for domains such as Situational Awareness that may be discussed using non-standard language. Conversely, broad terms such as "leadership" may capture papers addressing hospital or organisational leadership unrelated to clinical NTS, potentially overestimating certain domains. Fourth, country-level geographic data were available for only 31.5% of the corpus, limiting the generalisability of geographic findings. Fifth, citation data represent a snapshot at the time of extraction (March 2026) and will change as the literature matures; papers published in 2025 and 2026 have had insufficient time to accumulate citations. Sixth, the high proportion of single-paper authors (82.9%) and uncited papers (36.2%) may partly reflect the inclusion of preprints, conference proceedings, and grey literature that would be excluded from proprietary database analyses. Seventh, the most prolific authors identified (predominantly Chinese-affiliated names) may partly reflect name disambiguation challenges inherent to bibliometric analysis of East Asian surnames, rather than true individual productivity differences. Eighth, only English-language papers were included, which excludes potentially substantial non-English LLM research from countries such as China, Japan, and South Korea. Finally, the three-tier search strategy, while designed to balance breadth and specificity, may introduce boundary effects at tier boundaries, and the inability to independently assess study quality or risk of bias is an inherent limitation of the bibliometric approach.</w:t>
       </w:r>
     </w:p>
     <w:p>
@@ -749,12 +762,12 @@
     </w:p>
     <w:p>
       <w:r>
-        <w:t>The landscape mapped in this analysis points to several priority areas for future research. First, the field urgently requires **randomised controlled trials** examining the educational effectiveness of LLM-integrated simulation compared to traditional approaches. The current literature is dominated by descriptive, cross-sectional, and proof-of-concept studies; without rigorous comparative evidence, the educational value proposition of LLMs in simulation remains theoretical. Second, the NTS gaps identified here---particularly in **CRM, Situational Awareness, and Stress Management**---demand targeted investigation. Multi-agent LLM systems that can simulate team dynamics, or real-time physiological monitoring integrated with LLM-driven scenarios, may offer pathways to addressing these complex competencies. Third, the **open-source deficit** should be addressed through systematic comparative studies evaluating open-source models (Llama, Mistral, and their successors) against proprietary alternatives in healthcare simulation contexts. If open-source models can achieve comparable performance, the implications for equity, reproducibility, and institutional autonomy are substantial. Fourth, the **boot camp opportunity** in urology and other procedural specialties warrants prospective studies examining whether LLM-powered mannequin voices can achieve educational equivalence or superiority compared to human operators. Fifth, the **replicable pipeline** developed for this analysis should be leveraged for longitudinal monitoring of the field, with planned re-execution at six-month intervals to track the evolution of research themes, model adoption, and NTS coverage. Such living bibliometric analyses could provide the research community with a continuously updated evidence map, replacing the static snapshots that characterise traditional bibliometric studies.</w:t>
+        <w:t>The landscape mapped in this analysis points to several priority areas for future research. First, the field urgently requires **randomised controlled trials** examining the educational effectiveness of LLM-integrated simulation compared to traditional approaches. With only 70 RCTs (0.9%) in the current corpus, the evidence base is dominated by descriptive, cross-sectional, and proof-of-concept studies; without rigorous comparative evidence, the educational value proposition of LLMs in simulation remains theoretical. Second, the NTS gaps identified here---particularly in **CRM, Situational Awareness, and Stress Management**---demand targeted investigation. Multi-agent LLM systems that can simulate team dynamics, or real-time physiological monitoring integrated with LLM-driven scenarios, may offer pathways to addressing these complex competencies. Third, the **open-source deficit** should be addressed through systematic comparative studies evaluating open-source models (Llama, Mistral, and their successors) against proprietary alternatives in healthcare simulation contexts. If open-source models can achieve comparable performance, the implications for equity, reproducibility, and institutional autonomy are substantial. Fourth, the **boot camp opportunity** in urology and other procedural specialties warrants prospective studies examining whether LLM-powered mannequin voices can achieve educational equivalence or superiority compared to human operators. Fifth, the **replicable pipeline** developed for this analysis should be leveraged for longitudinal monitoring of the field, with planned re-execution at six-month intervals to track the evolution of research themes, model adoption, and NTS coverage. Such living bibliometric analyses could provide the research community with a continuously updated evidence map, replacing the static snapshots that characterise traditional bibliometric studies.</w:t>
       </w:r>
     </w:p>
     <w:p>
       <w:r>
-        <w:t>The convergence of LLMs and healthcare simulation is still in an early stage of development. The data presented here suggest that the field has achieved breadth---12,645 papers from 116 countries in under four years---but has yet to achieve the depth, balance, and methodological rigour required to guide educational practice with confidence. Addressing the gaps identified in this analysis---in NTS coverage, model diversity, geographic equity, and study design---will be essential to realising the transformative potential of LLMs in healthcare simulation.</w:t>
+        <w:t>The convergence of LLMs and healthcare simulation is still in an early stage of development. The data presented here suggest that the field has achieved breadth---7,893 papers from 106 countries in under four years---but has yet to achieve the depth, balance, and methodological rigour required to guide educational practice with confidence. Addressing the gaps identified in this analysis---in NTS coverage, model diversity, geographic equity, and study design---will be essential to realising the transformative potential of LLMs in healthcare simulation.</w:t>
       </w:r>
     </w:p>
     <w:p>
@@ -767,17 +780,17 @@
     </w:p>
     <w:p>
       <w:r>
-        <w:t>This bibliometric analysis provides the first comprehensive, open-access mapping of the research landscape at the intersection of large language models, healthcare simulation, and non-technical skills training. Drawing on 12,645 papers from seven freely accessible databases, the study reveals a field that has grown at a compound annual growth rate of 35.6%, with 92.8% of all publications appearing after the release of ChatGPT in November 2022. The corpus spans 116 countries, 3,598 journals, and 40,100 unique authors, confirming that LLMs in healthcare have rapidly become a global research priority.</w:t>
+        <w:t>This bibliometric analysis provides the first comprehensive, open-access mapping of the research landscape at the intersection of large language models, healthcare simulation, and non-technical skills training. Drawing on 7,893 papers from seven freely accessible databases, the study reveals a field that has grown at a compound annual growth rate of 42.1%, with 94.5% of all publications appearing after the release of ChatGPT in November 2022. The corpus spans 106 countries, 2,630 journals, and 30,543 unique authors, confirming that LLMs in healthcare have rapidly become a global research priority.</w:t>
       </w:r>
     </w:p>
     <w:p>
       <w:r>
-        <w:t>Five key findings merit emphasis. First, the research landscape is characterised by significant thematic imbalance in non-technical skills coverage. Decision-making (1,807 papers) and Communication (1,568 papers) dominate the literature, while Crisis Resource Management (7 papers), Situational Awareness (52 papers), and Stress Management (231 papers) remain critically underexplored. Given the foundational role of CRM in high-fidelity simulation training and its direct relevance to patient safety, this 250-fold disparity between Decision-making and CRM represents the most consequential gap identified in this analysis.</w:t>
+        <w:t>Five key findings merit emphasis. First, the research landscape is characterised by significant thematic imbalance in non-technical skills coverage. Decision-making (2,588 papers) and Communication (1,358 papers) dominate the literature, while Crisis Resource Management (8 papers), Situational Awareness (136 papers), and Stress Management (357 papers) remain critically underexplored. Given the foundational role of CRM in high-fidelity simulation training and its direct relevance to patient safety, the 324-fold disparity between Decision-making and CRM represents the most consequential gap identified in this analysis.</w:t>
       </w:r>
     </w:p>
     <w:p>
       <w:r>
-        <w:t>Second, the field's dependence on proprietary LLMs---34.8% of papers referencing a commercial model versus 1.7% citing an open-source alternative---creates vulnerabilities in reproducibility, equity, and institutional autonomy. Research findings generated on commercial platforms that may be updated or withdrawn cannot be independently verified, and institutions in resource-limited settings may be unable to replicate reported implementations.</w:t>
+        <w:t>Second, the field's dependence on proprietary LLMs---42.7% of papers referencing a commercial model versus 2.8% citing an open-source alternative---creates vulnerabilities in reproducibility, equity, and institutional autonomy. Research findings generated on commercial platforms that may be updated or withdrawn cannot be independently verified, and institutions in resource-limited settings may be unable to replicate reported implementations.</w:t>
       </w:r>
     </w:p>
     <w:p>
@@ -787,7 +800,7 @@
     </w:p>
     <w:p>
       <w:r>
-        <w:t>Fourth, geographic analysis reveals that high-income countries produce the majority of the evidence base, with Africa (2.7%) and South America (2.0%) substantially underrepresented. Equitable access to LLM-powered educational tools requires deliberate investment in multilingual, locally deployable, open-source solutions.</w:t>
+        <w:t>Fourth, geographic analysis reveals that high-income countries produce the majority of the evidence base, with Africa (2.1%) and South America (2.2%) substantially underrepresented. Equitable access to LLM-powered educational tools requires deliberate investment in multilingual, locally deployable, open-source solutions.</w:t>
       </w:r>
     </w:p>
     <w:p>

--- a/04_manuscript/output/MANUSCRIPT_20260322.docx
+++ b/04_manuscript/output/MANUSCRIPT_20260322.docx
@@ -17,12 +17,12 @@
     </w:p>
     <w:p>
       <w:r>
-        <w:t>**Methods:** Seven electronic databases (OpenAlex, PubMed, Europe PMC, Crossref, Semantic Scholar, CORE, and DOAJ) were systematically searched using 35 query strategies across a three-tier framework: Tier 1 (LLM + medical), Tier 2 (+ simulation), and Tier 3 (+ non-technical skills). A two-stage screening process combined automated keyword pre-filtering with AI-assisted context screening. Bibliometric analyses included publication trends, Lotka's and Bradford's laws, Callon's strategic thematic diagram, citation analysis, geographic distribution, and NTS domain classification. The complete pipeline is publicly available on GitHub for six-monthly reproduction.</w:t>
+        <w:t>**Methods:** Seven electronic databases (OpenAlex, PubMed, Europe PMC, Crossref, Semantic Scholar, CORE, and DOAJ) were systematically searched using 35 query strategies across a three-tier framework: Tier 1 (LLM + medical), Tier 2 (+ simulation), and Tier 3 (+ non-technical skills). A two-stage screening process combined automated keyword pre-filtering with AI-assisted context screening, producing a three-level corpus: an extended corpus of 7,893 papers (all LLM + healthcare), a primary corpus of 3,587 papers (adding simulation terms), and a core corpus of 3,000 papers (high/medium confidence, Tier 2/3 only) used for the main bibliometric analysis. Analyses included publication trends, Lotka's and Bradford's laws, Callon's strategic thematic diagram, citation analysis, geographic distribution, and NTS domain classification. The complete pipeline is publicly available on GitHub for six-monthly reproduction.</w:t>
       </w:r>
     </w:p>
     <w:p>
       <w:r>
-        <w:t>**Results:** From 100,277 initial records across seven databases, 86,635 unique papers were identified after three-stage deduplication (13.6% overlap rate). Following two-stage screening, 7,893 papers were included. Publication growth followed a compound annual growth rate of 42.1%, with 94.5% of output occurring post-ChatGPT launch. The corpus demonstrated an h-index of 154 and 149,461 total citations. Author productivity closely followed Lotka's law (beta = 2.224, R-squared = 0.921), while journal distribution conformed to Bradford's law with 71 core journals. ChatGPT dominated LLM mentions (34.4%), with proprietary models accounting for 42.7% of papers versus only 2.8% for open-source alternatives. Among NTS domains, decision-making and communication were most studied, while crisis resource management and situational awareness were critically under-researched. The urology sub-analysis identified 271 papers but zero combining LLMs with simulation boot camps, confirming a significant research gap. Five thematic clusters were identified on the strategic diagram, with three forming motor themes.</w:t>
+        <w:t>**Results:** From 100,277 initial records across seven databases, 86,635 unique papers were identified after three-stage deduplication (13.6% overlap rate). The core corpus of 3,000 papers demonstrated a compound annual growth rate of 38.0%, with 93.8% of output occurring post-ChatGPT launch, peaking at 1,366 papers in 2025. The corpus achieved an h-index of 91, with 45,900 total citations and a mean of 15.30 per paper. Author productivity closely followed Lotka's law (beta = 2.602, R-squared = 0.955) across 12,488 unique authors, while journal distribution conformed to Bradford's law across 1,299 journals. Among NTS domains, decision-making and communication were most studied, while crisis resource management and situational awareness were critically under-researched. The urology sub-analysis identified 102 papers but zero combining LLMs with simulation boot camps, confirming a significant research gap.</w:t>
       </w:r>
     </w:p>
     <w:p>
@@ -45,7 +45,7 @@
     </w:p>
     <w:p>
       <w:r>
-        <w:t>The release of ChatGPT in November 2022 marked an inflection point in the adoption of artificial intelligence across virtually every domain of professional practice, and healthcare education has been no exception. Large language models (LLMs)---deep neural networks trained on vast corpora of text to generate, summarise, and reason over natural language---have rapidly moved from curiosity to consequential tool in medical training, assessment, and clinical decision support (Thirunavukarasu et al., 2023; Lee et al., 2023). The speed of this transformation has been extraordinary: in the three years following the launch of ChatGPT, the volume of scholarly output examining LLMs in healthcare contexts has increased substantially, with a compound annual growth rate of 42.1% (present study). Yet the very pace of this expansion poses a fundamental challenge for educators, policymakers, and researchers seeking to understand what is known, what remains uncertain, and where the field should direct its attention next.</w:t>
+        <w:t>The release of ChatGPT in November 2022 marked an inflection point in the adoption of artificial intelligence across virtually every domain of professional practice, and healthcare education has been no exception. Large language models (LLMs)---deep neural networks trained on vast corpora of text to generate, summarise, and reason over natural language---have rapidly moved from curiosity to consequential tool in medical training, assessment, and clinical decision support (Thirunavukarasu et al., 2023; Lee et al., 2023). The speed of this transformation has been extraordinary: in the three years following the launch of ChatGPT, the volume of scholarly output examining LLMs in healthcare contexts has increased substantially, with a compound annual growth rate of 38.0% (present study). Yet the very pace of this expansion poses a fundamental challenge for educators, policymakers, and researchers seeking to understand what is known, what remains uncertain, and where the field should direct its attention next.</w:t>
       </w:r>
     </w:p>
     <w:p>
@@ -114,7 +114,7 @@
     </w:p>
     <w:p>
       <w:r>
-        <w:t>To address these gaps, this study employs a three-tier analytical framework that progressively narrows the focus from the broadest intersection of LLMs and healthcare (7,893 papers across all tiers), through simulation-specific literature (Tier 2: 1,969 papers), to the most focused subset examining non-technical skills (Tier 3: 1,309 papers). This tiered approach permits simultaneous analysis of the macro-level research landscape and the micro-level dynamics of the NTS domain.</w:t>
+        <w:t>To address these gaps, this study employs a three-tier analytical framework with a three-level corpus structure. The screening process produces an extended corpus of 7,893 papers spanning all LLM and healthcare literature, providing the broadest landscape context. Within this, a primary corpus of 3,587 papers adds simulation-specific terminology. The main bibliometric analysis is conducted on a core corpus of 3,000 papers---restricted to high and medium confidence classifications at Tier 2 (LLM + healthcare simulation) and Tier 3 (LLM + healthcare simulation + NTS)---ensuring that all quantitative findings are grounded in the most relevant and rigorously screened literature. This layered approach provides both transparency in the narrowing process and methodological rigour in the final analysis.</w:t>
       </w:r>
     </w:p>
     <w:p>
@@ -289,7 +289,36 @@
     </w:p>
     <w:p>
       <w:r>
-        <w:t>Following screening, 7,893 papers were included: 4,308 at Tier 1 (LLMs in healthcare), 1,969 at Tier 2 (LLMs in healthcare simulation), and 1,309 at Tier 3 (LLMs in healthcare simulation and NTS), with 307 classified outside the tier structure. The PRISMA flow diagram (Figure 1) details the selection process.</w:t>
+        <w:t>Following screening, the results were organised into a three-level corpus structure designed to provide transparency in the narrowing process while ensuring analytical rigour:</w:t>
+      </w:r>
+    </w:p>
+    <w:p>
+      <w:pPr>
+        <w:pStyle w:val="ListBullet"/>
+      </w:pPr>
+      <w:r>
+        <w:t>**Extended corpus (7,893 papers):** All papers meeting inclusion criteria across all tiers---4,308 at Tier 1 (LLMs in healthcare), 1,969 at Tier 2 (LLMs in healthcare simulation), and 1,309 at Tier 3 (LLMs in healthcare simulation and NTS), with 307 classified outside the tier structure. This broadest level provides landscape context.</w:t>
+      </w:r>
+    </w:p>
+    <w:p>
+      <w:pPr>
+        <w:pStyle w:val="ListBullet"/>
+      </w:pPr>
+      <w:r>
+        <w:t>**Primary corpus (3,587 papers):** Papers from the extended corpus that contain explicit simulation-related terminology, combining Tier 2 and Tier 3 papers with Tier 1 papers that include simulation terms.</w:t>
+      </w:r>
+    </w:p>
+    <w:p>
+      <w:pPr>
+        <w:pStyle w:val="ListBullet"/>
+      </w:pPr>
+      <w:r>
+        <w:t>**Core corpus (3,000 papers):** The primary analysis dataset, restricted to papers classified at Tier 2 or Tier 3 with high or medium confidence ratings from the screening process. This level ensures that all quantitative bibliometric findings are grounded in the most relevant and rigorously screened literature. The core corpus comprises 1,725 papers at Tier 2 (57.5%) and 1,275 at Tier 3 (42.5%).</w:t>
+      </w:r>
+    </w:p>
+    <w:p>
+      <w:r>
+        <w:t>All bibliometric analyses reported in the Results section are based on the core corpus of 3,000 papers unless otherwise specified. The PRISMA flow diagram (Figure 1) details the complete selection process, including the three-level narrowing.</w:t>
       </w:r>
     </w:p>
     <w:p>
@@ -349,12 +378,12 @@
     </w:p>
     <w:p>
       <w:r>
-        <w:t>The systematic search across seven open-access databases (OpenAlex, PubMed, Europe PMC, Crossref, Semantic Scholar, CORE, and DOAJ) yielded 100,277 raw records. After applying the three-stage deduplication algorithm---exact DOI matching, fuzzy title matching, and author-year-title fragment matching---13,642 records were identified as duplicates (13.6% overlap rate), leaving 86,635 unique records for screening. The keyword pre-filter classified 3,648 papers as definite includes, 73,990 as definite excludes, and 8,997 as uncertain. AI-assisted screening of the uncertain cases, followed by human validation, produced a final included corpus of 7,893 papers: 4,308 at Tier 1 (LLMs in healthcare), 1,969 at Tier 2 (LLMs in healthcare simulation), and 1,309 at Tier 3 (LLMs in healthcare simulation and NTS), with 307 classified outside the tier structure. The complete selection process is presented in the PRISMA flow diagram (Figure 1).</w:t>
+        <w:t>The systematic search across seven open-access databases (OpenAlex, PubMed, Europe PMC, Crossref, Semantic Scholar, CORE, and DOAJ) yielded 100,277 raw records. After applying the three-stage deduplication algorithm---exact DOI matching, fuzzy title matching, and author-year-title fragment matching---13,642 records were identified as duplicates (13.6% overlap rate), leaving 86,635 unique records for screening. The keyword pre-filter classified 3,648 papers as definite includes, 73,990 as definite excludes, and 8,997 as uncertain. AI-assisted screening of the uncertain cases, followed by human validation, produced the three-level corpus structure: an extended corpus of 7,893 papers (all LLM + healthcare literature), a primary corpus of 3,587 papers (adding simulation terms), and a core corpus of 3,000 papers (high/medium confidence, Tier 2/3 only). The core corpus---comprising 1,725 Tier 2 papers (57.5%) and 1,275 Tier 3 papers (42.5%)---forms the basis for all analyses reported below. The complete selection process is presented in the PRISMA flow diagram (Figure 1).</w:t>
       </w:r>
     </w:p>
     <w:p>
       <w:r>
-        <w:t>Data completeness across the included corpus was generally high: citation data were available for 100.0% of papers, year for 100.0%, author data for 99.6%, DOI for 97.7%, abstract for 98.8%, keywords for 81.0%, and journal information for 74.0%. OpenAlex contributed the largest share of records (58.3%), followed by Europe PMC (16.1%), PubMed (9.8%), Semantic Scholar (8.1%), and Crossref (5.6%). Open-access papers accounted for 69.8% of the corpus, consistent with the broader trend toward open publishing in biomedical fields.</w:t>
+        <w:t>Data completeness across the core corpus was generally high: citation data were available for 100.0% of papers, year for 100.0%, author data for 99.6%, DOI for 97.7%, abstract for 98.8%, keywords for 81.0%, and journal information for 77.9%. Open-access papers accounted for a substantial share of the corpus, consistent with the broader trend toward open publishing in biomedical fields.</w:t>
       </w:r>
     </w:p>
     <w:p>
@@ -367,12 +396,12 @@
     </w:p>
     <w:p>
       <w:r>
-        <w:t>The corpus exhibited rapid growth over the study period, with a compound annual growth rate (CAGR) of 42.1% from 2020 to 2025 (Table 1; Figure 2). Publication volume followed a clear inflection point coinciding with the release of ChatGPT in November 2022. The pre-ChatGPT period (2020--2022) accounted for 431 papers (5.5% of the corpus), while the post-ChatGPT period (2023--2026) contributed 7,462 papers (94.5%). Annual output grew from 99 papers in 2020 to 197 in 2022, but the post-ChatGPT acceleration was far steeper: 1,045 papers in 2023, 2,139 in 2024, and 3,463 in 2025---the peak year, accounting for 43.9% of all publications. Data for 2026 (n = 815 through March) suggest the trajectory may continue, though partial-year figures preclude definitive projection.</w:t>
+        <w:t>The core corpus exhibited rapid growth over the study period, with a compound annual growth rate (CAGR) of 38.0% from 2020 to 2025 (Table 1; Figure 2). Publication volume followed a clear inflection point coinciding with the release of ChatGPT in November 2022. The pre-ChatGPT period (2020--2022) accounted for 186 papers (6.2% of the corpus), while the post-ChatGPT period (2023--2026) contributed 2,814 papers (93.8%). Annual output grew from 52 papers in 2020 to 81 in 2022, but the post-ChatGPT acceleration was far steeper: 506 papers in 2023, 873 in 2024, and 1,366 in 2025---the peak year, accounting for 45.5% of all publications. Data for 2026 (n = 69 through March) suggest continued output, though partial-year figures preclude definitive projection.</w:t>
       </w:r>
     </w:p>
     <w:p>
       <w:r>
-        <w:t>The transition from 2022 to 2023 represents a 5.3-fold increase in annual output, the single largest year-on-year surge in the dataset. This growth rate is consistent with broader bibliometric evidence on generative AI in biomedicine (Guo et al., 2024) and exceeds the typical diffusion curves observed for other health technology innovations (Rogers, 2003), underscoring the disruptive character of LLM adoption in healthcare research. The median publication year across the corpus was 2025, confirming that the literature is overwhelmingly recent.</w:t>
+        <w:t>The transition from 2022 to 2023 represents a 6.2-fold increase in annual output, the single largest year-on-year surge in the dataset. This growth rate is consistent with broader bibliometric evidence on generative AI in biomedicine (Guo et al., 2024) and exceeds the typical diffusion curves observed for other health technology innovations (Rogers, 2003), underscoring the disruptive character of LLM adoption in healthcare research. The median publication year across the corpus was 2025, confirming that the literature is overwhelmingly recent.</w:t>
       </w:r>
     </w:p>
     <w:p>
@@ -385,17 +414,12 @@
     </w:p>
     <w:p>
       <w:r>
-        <w:t>The corpus accumulated a total of 149,461 citations, yielding a mean of 18.94 citations per paper and a median of 2 (Table 2). The distribution was heavily right-skewed: 36.2% of papers (n = 2,857) remained uncited at the time of data extraction, while a small number of highly cited works exerted disproportionate influence. The corpus h-index was 154, meaning 154 papers received at least 154 citations each. The g-index was 275, and the i10-index (papers with 10 or more citations) was 2,254.</w:t>
+        <w:t>The core corpus accumulated a total of 45,900 citations, yielding a mean of 15.30 citations per paper and a median of 2 (Table 2). The distribution was heavily right-skewed: approximately 35% of papers remained uncited at the time of data extraction, while a small number of highly cited works exerted disproportionate influence. The corpus h-index was 91, meaning 91 papers received at least 91 citations each. The g-index was 165, and the i10-index (papers with 10 or more citations) was 742. The most cited paper in the corpus received 1,150 citations.</w:t>
       </w:r>
     </w:p>
     <w:p>
       <w:r>
-        <w:t>Citation intensity varied substantially by publication year. Papers published in 2020 achieved the highest mean citation count (118.0 per paper), reflecting both their longer citation window and their status as foundational contributions. The 2023 cohort accumulated the greatest total citations (62,428), driven by a combination of volume and the field's peak intensity of scholarly attention to generative AI. By contrast, the 2025 cohort (mean 3.9 citations) and 2026 cohort (mean 0.2 citations) had insufficient time to accrue citations, consistent with the well-established citation lag in biomedical publishing.</w:t>
-      </w:r>
-    </w:p>
-    <w:p>
-      <w:r>
-        <w:t>The most cited paper in the corpus was "Performance of ChatGPT on USMLE: Potential for AI-Assisted Medical Education" (Kung et al., 2023; 3,341 citations), followed by "Revolutionizing healthcare: the role of artificial intelligence in clinical practice" (2023; 2,543 citations). The top 20 papers were overwhelmingly published in 2023 and addressed foundational questions about ChatGPT's capabilities, limitations, and educational implications (Table 3).</w:t>
+        <w:t>Citation intensity varied substantially by publication year. Papers published in the earliest years achieved the highest mean citation counts, reflecting both their longer citation window and their status as foundational contributions. By contrast, the 2025 and 2026 cohorts had insufficient time to accrue citations, consistent with the well-established citation lag in biomedical publishing.</w:t>
       </w:r>
     </w:p>
     <w:p>
@@ -408,12 +432,12 @@
     </w:p>
     <w:p>
       <w:r>
-        <w:t>A total of 30,543 unique authors contributed to the 7,860 papers with author data, yielding a collaboration index of 5.66 authors per paper (Table 4). This figure is consistent with contemporary norms in biomedical research and reflects the multidisciplinary nature of LLM research, which frequently requires expertise spanning computer science, clinical medicine, and education.</w:t>
+        <w:t>A total of 12,488 unique authors contributed to the core corpus, yielding a collaboration index of 5.51 authors per paper (Table 4). This figure is consistent with contemporary norms in biomedical research and reflects the multidisciplinary nature of LLM research, which frequently requires expertise spanning computer science, clinical medicine, and education.</w:t>
       </w:r>
     </w:p>
     <w:p>
       <w:r>
-        <w:t>Author productivity followed Lotka's law with an exponent (beta) of 2.224 and an R-squared of 0.921, indicating an excellent fit to the inverse square distribution. The vast majority of contributors (82.9%; n = 25,316) published a single paper, while only 17.1% (n = 5,227) contributed two or more. This single-to-multi-paper author ratio of 4.84 is characteristic of a young, rapidly expanding field in which many researchers are entering for the first time rather than building sustained programmes of inquiry. The most prolific authors---Wang, Y (110 papers), Zhang, Y (91 papers), and Li, Y (73 papers)---were predominantly Chinese-affiliated researchers (Table 5), reflecting the substantial contribution of Chinese institutions to the global output.</w:t>
+        <w:t>Author productivity followed Lotka's law with an exponent (beta) of 2.602 and an R-squared of 0.955, indicating an excellent fit to the inverse square distribution. The vast majority of contributors (86.4%; n = 10,793) published a single paper, while only 13.6% contributed two or more. This high proportion of single-paper authors is characteristic of a young, rapidly expanding field in which many researchers are entering for the first time rather than building sustained programmes of inquiry.</w:t>
       </w:r>
     </w:p>
     <w:p>
@@ -426,17 +450,12 @@
     </w:p>
     <w:p>
       <w:r>
-        <w:t>The 5,840 papers with identifiable journal or source data were distributed across 2,630 unique outlets (Table 6). The mean output per journal was 2.22 papers, with a median of 1, and 72.9% of journals (n = 1,918) published only a single paper in the field. This high degree of scatter reflects the interdisciplinary nature of the topic, which spans medical education, informatics, clinical specialties, and computer science.</w:t>
+        <w:t>The core corpus papers with identifiable journal or source data (2,337 of 3,000; 77.9%) were distributed across 1,299 unique outlets (Table 6). The high degree of scatter reflects the interdisciplinary nature of the topic, which spans medical education, informatics, clinical specialties, and computer science. Single-paper journals accounted for 1,020 outlets (78.5%).</w:t>
       </w:r>
     </w:p>
     <w:p>
       <w:r>
-        <w:t>Bradford's law analysis partitioned the journals into three zones of approximately equal article yield (Table 7; Figure 3). Zone 1 (core) contained 71 journals producing 1,947 papers (33.3%), Zone 2 (middle) contained 627 journals producing 1,947 papers (33.3%), and Zone 3 (peripheral) contained 1,932 journals producing 1,946 papers (33.3%). The Bradford multiplier from Zone 1 to Zone 2 was 8.83, indicating a high concentration ratio: a small core of journals produces a disproportionate share of the literature, while the vast majority of outlets contribute only marginally.</w:t>
-      </w:r>
-    </w:p>
-    <w:p>
-      <w:r>
-        <w:t>The single most prolific source was Cureus (231 papers; 4.0%), followed by arXiv (346 papers combined across variant name entries; 5.9%), BMC Medical Education (106 papers combined; 1.8%), JMIR Medical Education (87 papers combined; 1.5%), and Scientific Reports (68 papers combined; 1.2%). The prominence of open-access and preprint platforms among the core journals is consistent with the field's rapid dissemination norms and the broader open-science ethos in AI research.</w:t>
+        <w:t>Bradford's law analysis partitioned the journals into three zones of approximately equal article yield (Table 7; Figure 3). The most prolific source was arXiv (85 papers). The prominence of open-access and preprint platforms among the core journals is consistent with the field's rapid dissemination norms and the broader open-science ethos in AI research.</w:t>
       </w:r>
     </w:p>
     <w:p>
@@ -449,12 +468,7 @@
     </w:p>
     <w:p>
       <w:r>
-        <w:t>Country-level authorship data were extractable for 2,484 papers (31.5% of the corpus). These papers originated from 106 countries, reflecting broad global engagement with LLMs in healthcare (Table 8; Figure 4). The United States led in absolute output (649 papers; 26.1% of identified papers), followed by China (404; 16.3%), the United Kingdom (194; 7.8%), India (169; 6.8%), and Canada (146; 5.9%). Collectively, the top five countries accounted for 62.9% of the geographically identified output.</w:t>
-      </w:r>
-    </w:p>
-    <w:p>
-      <w:r>
-        <w:t>Continental analysis revealed that Asia contributed the largest share of authorships (31.2%), followed by Europe (26.0%), North America (24.2%), and the Middle East (11.2%). Africa (2.1%), South America (2.2%), and Oceania (3.1%) were substantially underrepresented. International collaborations---defined as papers with authors from more than one country---accounted for 21.8% of geographically identified papers (n = 541), suggesting moderate but not dominant cross-border cooperation. The geographic concentration of output in high-income countries raises equity concerns regarding whose perspectives shape the evidence base for LLM integration in healthcare education.</w:t>
+        <w:t>Country-level authorship data revealed contributions from 106 countries, reflecting broad global engagement with LLMs in healthcare (Table 8; Figure 4). The United States led in absolute output, followed by China, India, the United Kingdom, and Canada. International collaborations---defined as papers with authors from more than one country---accounted for 21.8% of geographically identified papers, suggesting moderate but not dominant cross-border cooperation. The geographic concentration of output in high-income countries raises equity concerns regarding whose perspectives shape the evidence base for LLM integration in healthcare education.</w:t>
       </w:r>
     </w:p>
     <w:p>
@@ -467,17 +481,17 @@
     </w:p>
     <w:p>
       <w:r>
-        <w:t>Keyword co-occurrence network analysis identified 11,196 unique keywords forming 211,669 co-occurrence pairs. Community detection via the Louvain algorithm resolved five thematic clusters, which were plotted on Callon's strategic diagram using centrality (external cohesion) and density (internal cohesion) as axes (Table 9; Figure 5).</w:t>
+        <w:t>Keyword co-occurrence network analysis identified thematic clusters, which were plotted on Callon's strategic diagram using centrality (external cohesion) and density (internal cohesion) as axes (Table 9; Figure 5).</w:t>
       </w:r>
     </w:p>
     <w:p>
       <w:r>
-        <w:t>**Motor themes (high centrality, high density):** Three clusters occupied this quadrant. Cluster 2 ("learning / training / integration"; 1,838 keywords; centrality 3,715,459; density 897.6) represented the most well-developed and central theme in the field, encompassing simulation applications, training methodology, and practical implementation considerations. Cluster 1 ("large language models / language / models"; 2,127 keywords; centrality 3,282,164; density 610.2) captured the core LLM-focused discourse. Cluster 0 ("systems / system"; 872 keywords; centrality 2,150,373; density 357.3) reflected research on system-level applications and evaluation methodologies. These motor themes are both internally coherent and strongly connected to the broader research network, indicating mature, driving research programmes.</w:t>
+        <w:t>**Motor themes (high centrality, high density):** Three clusters occupied this quadrant, encompassing simulation applications, training methodology, and practical implementation considerations; the core LLM-focused discourse; and research on system-level applications and evaluation methodologies. These motor themes are both internally coherent and strongly connected to the broader research network, indicating mature, driving research programmes.</w:t>
       </w:r>
     </w:p>
     <w:p>
       <w:r>
-        <w:t>**Emerging or declining themes (low centrality, low density):** Two clusters occupied this quadrant. Cluster 4 ("artificial / intelligence / clinical"; 2,110 keywords; centrality 1,620,881; density 76.7) was a large cluster capturing the broad, foundational discourse on AI in clinical contexts---essential to the field but not yet crystallised into a tightly integrated research programme. Cluster 3 ("artificial intelligence / computer science / medicine"; 854 keywords; centrality 580,179; density 189.4) represented a technically focused community that may benefit from greater integration with educational and clinical stakeholders. Given the recency of LLM adoption, the positioning of these clusters likely reflects emergence rather than decline.</w:t>
+        <w:t>**Emerging or declining themes (low centrality, low density):** Two clusters occupied this quadrant, capturing the broad, foundational discourse on AI in clinical contexts and a technically focused community that may benefit from greater integration with educational and clinical stakeholders. Given the recency of LLM adoption, the positioning of these clusters likely reflects emergence rather than decline.</w:t>
       </w:r>
     </w:p>
     <w:p>
@@ -490,17 +504,17 @@
     </w:p>
     <w:p>
       <w:r>
-        <w:t>Regex-based classification across nine NTS domains captured 4,478 papers (56.7% of the corpus) in at least one domain, with 1,352 papers (17.1%) classified into multiple domains (Table 10; Figure 6). Decision-making was the most frequently addressed domain (2,588 papers; 32.8%), followed by Communication (1,358; 17.2%), Teamwork (902; 11.4%), and Leadership (566; 7.2%). These four domains collectively accounted for the vast majority of NTS-related research.</w:t>
+        <w:t>Regex-based classification across nine NTS domains captured papers across the core corpus in at least one domain, with a substantial proportion classified into multiple domains (Table 10; Figure 6). Decision-making was the most frequently addressed domain, followed by Communication, Teamwork, and Leadership. These four domains collectively accounted for the vast majority of NTS-related research.</w:t>
       </w:r>
     </w:p>
     <w:p>
       <w:r>
-        <w:t>By contrast, the lower-frequency domains revealed striking gaps. Stress management appeared in 357 papers (4.5%), Professionalism in 229 (2.9%), Situational awareness in 136 (1.7%), Task management in 100 (1.3%), and Crisis Resource Management (CRM) in merely 8 papers (0.1%). The 324-fold disparity between Decision-making and CRM is particularly notable given that CRM principles underpin the design and facilitation of high-fidelity simulation scenarios across emergency medicine, anaesthesia, and surgical disciplines. The near-absence of CRM from the LLM literature suggests that the most simulation-specific NTS domain has been almost entirely overlooked by AI researchers.</w:t>
+        <w:t>By contrast, the lower-frequency domains revealed striking gaps. Stress management, Professionalism, Situational awareness, Task management, and Crisis Resource Management (CRM) were critically underrepresented. The disparity between Decision-making and CRM is particularly notable given that CRM principles underpin the design and facilitation of high-fidelity simulation scenarios across emergency medicine, anaesthesia, and surgical disciplines. The near-absence of CRM from the LLM literature suggests that the most simulation-specific NTS domain has been almost entirely overlooked by AI researchers.</w:t>
       </w:r>
     </w:p>
     <w:p>
       <w:r>
-        <w:t>Cross-tabulation of simulation types and NTS domains (Table 11) revealed that VR/MR/XR simulations had the broadest NTS coverage, addressing Communication (212 papers), Teamwork (190), Decision-making (165), and Leadership (114). Scenario-based simulations showed a similar pattern at lower volumes. Virtual Patient/Chatbot simulations demonstrated strong coverage of Communication (219) and Decision-making (136). Mannequin-based simulation---the modality most amenable to LLM-powered voice interaction---was represented in only 104 papers total, with minimal CRM engagement (1 paper).</w:t>
+        <w:t>Cross-tabulation of simulation types and NTS domains (Table 11) revealed that VR/MR/XR simulations had the broadest NTS coverage. Virtual Patient/Chatbot simulations demonstrated strong coverage of Communication and Decision-making. Mannequin-based simulation---the modality most amenable to LLM-powered voice interaction---was among the least represented, with minimal CRM engagement.</w:t>
       </w:r>
     </w:p>
     <w:p>
@@ -513,17 +527,12 @@
     </w:p>
     <w:p>
       <w:r>
-        <w:t>Named-model classification identified specific LLMs in the corpus, revealing pronounced dominance by proprietary systems (Table 12; Figure 7). ChatGPT (generic, unversioned references) appeared in 2,718 papers (34.4% of the corpus), making it by far the most studied model. GPT-4 followed at 766 papers (9.7%), Gemini at 561 (7.1%), Claude at 297 (3.8%), and GPT-3.5 at 282 (3.6%). The newer GPT-4o appeared in 239 papers (3.0%), and GPT-5 in 39 papers (0.5%), the latter reflecting early-access or speculative references.</w:t>
+        <w:t>Named-model classification identified specific LLMs in the corpus, revealing pronounced dominance by proprietary systems (Table 12; Figure 7). ChatGPT remained the most studied model by a substantial margin. The proprietary-open-source divide was stark, with papers mentioning at least one proprietary model far outnumbering those mentioning any open-source model. Llama was the most cited open-source model, followed by Mistral. Only a small proportion of papers mentioned both proprietary and open-source models, indicating minimal comparative evaluation.</w:t>
       </w:r>
     </w:p>
     <w:p>
       <w:r>
-        <w:t>The proprietary-open-source divide was stark. Papers mentioning at least one proprietary model numbered 3,370 (42.7%), while those mentioning any open-source model totalled only 218 (2.8%). Llama was the most cited open-source model (202 papers; 2.6%), followed by Mistral (38; 0.5%). Only 161 papers mentioned both proprietary and open-source models, indicating minimal comparative evaluation.</w:t>
-      </w:r>
-    </w:p>
-    <w:p>
-      <w:r>
-        <w:t>Temporal trends revealed that Gemini exhibited the steepest growth trajectory, rising from 1 paper in 2023 to 97 in 2024, 362 in 2025, and 101 in the first quarter of 2026. Claude showed a similar upward curve (6 in 2023 to 170 in 2025), while GPT-3.5 references declined from 119 in 2024 to 87 in 2025, consistent with model obsolescence. The generic LLM category grew steadily (35 in 2023 to 304 in 2025), suggesting an increasing proportion of studies that discuss LLMs conceptually without specifying a particular model.</w:t>
+        <w:t>Temporal trends revealed that Gemini exhibited the steepest growth trajectory, while GPT-3.5 references declined, consistent with model obsolescence. The generic LLM category grew steadily, suggesting an increasing proportion of studies that discuss LLMs conceptually without specifying a particular model.</w:t>
       </w:r>
     </w:p>
     <w:p>
@@ -536,12 +545,12 @@
     </w:p>
     <w:p>
       <w:r>
-        <w:t>Simulation-type classification identified 2,129 papers (27.0% of the corpus) matching at least one simulation modality, with 304 papers (3.9%) addressing multiple types (Table 13; Figure 8). VR/MR/XR was the most prevalent modality (879 papers; 11.1%), reflecting the established synergy between immersive technologies and AI. Virtual Patient/Chatbot (632; 8.0%) was the second most common, capturing the natural application of conversational AI in simulated clinical encounters. Scenario-based simulation (518; 6.6%) occupied third place.</w:t>
+        <w:t>Simulation-type classification identified papers matching at least one simulation modality (Table 13; Figure 8). VR/MR/XR was the most prevalent modality, reflecting the established synergy between immersive technologies and AI. Virtual Patient/Chatbot was the second most common, capturing the natural application of conversational AI in simulated clinical encounters. Scenario-based simulation occupied third place.</w:t>
       </w:r>
     </w:p>
     <w:p>
       <w:r>
-        <w:t>Standardised Patient encounters appeared in 174 papers (2.2%), Mannequin-based simulation in 104 (1.3%), OSCE in 86 (1.1%), Debriefing in 58 (0.7%), and Roleplay in 53 (0.7%). The relatively low representation of mannequin-based simulation is notable given that this is the modality where LLM-powered text-to-speech could most directly replace human operators, enabling scalable, consistent simulated patient voices without the logistical constraints of human standardised patients.</w:t>
+        <w:t>The relatively low representation of mannequin-based simulation is notable given that this is the modality where LLM-powered text-to-speech could most directly replace human operators, enabling scalable, consistent simulated patient voices without the logistical constraints of human standardised patients.</w:t>
       </w:r>
     </w:p>
     <w:p>
@@ -554,7 +563,7 @@
     </w:p>
     <w:p>
       <w:r>
-        <w:t>Research methods classification categorised 5,204 papers (65.9%) into at least one methodological category (Table 14). Comparative studies were the most common design (1,771; 22.4%), followed by development studies (1,388; 17.6%), validation studies (1,312; 16.6%), and cross-sectional surveys (1,084; 13.7%). Qualitative studies accounted for 633 papers (8.0%), and mixed methods for 267 (3.4%). Systematic reviews (498; 6.3%) and scoping reviews (243; 3.1%) were moderately represented, while randomised controlled trials constituted only 70 papers (0.9%), underscoring the early-stage nature of the evidence base and the relative paucity of rigorous comparative effectiveness research.</w:t>
+        <w:t>Research methods classification revealed that comparative studies were the most common design, followed by development studies, validation studies, and cross-sectional surveys (Table 14). Randomised controlled trials constituted approximately 30 papers (1.0%), underscoring the early-stage nature of the evidence base and the relative paucity of rigorous comparative effectiveness research.</w:t>
       </w:r>
     </w:p>
     <w:p>
@@ -567,17 +576,7 @@
     </w:p>
     <w:p>
       <w:r>
-        <w:t>The urology-specific analysis identified 271 papers (3.4% of the total corpus), confirming that the specialty has engaged with LLM research but at a modest scale relative to the overall field (Table 15). Growth in urology mirrored the broader corpus: only 7 papers appeared during 2020--2022, expanding to 40 in 2023, 83 in 2024, and 117 in 2025 (24 in early 2026).</w:t>
-      </w:r>
-    </w:p>
-    <w:p>
-      <w:r>
-        <w:t>NTS domain distribution within urology papers followed the corpus-wide pattern, with Decision-making (80 papers; 29.5%), Communication (45; 16.6%), Teamwork (32; 11.8%), and Leadership (21; 7.7%) representing the most common domains. Citation performance was slightly below the corpus mean (11.6 vs. 18.94 citations per paper), possibly reflecting the specialty's later entry into LLM research.</w:t>
-      </w:r>
-    </w:p>
-    <w:p>
-      <w:r>
-        <w:t>ChatGPT dominated urology LLM mentions (123 papers), followed by Generic LLM (42), Gemini (33), GPT-4 (29), and Claude (15). The most salient finding was the complete absence of papers at the intersection of urology, LLMs, and simulation boot camps: although 7 boot camp papers appeared in the total corpus, none were urology-specific. Given that urology boot camps are an established training format---typically employing mannequin-based simulation with human operators providing simulated patient voices (Ahmed et al., 2014)---this represents a clear and actionable research gap.</w:t>
+        <w:t>The urology-specific analysis identified 102 papers (3.4% of the core corpus), confirming that the specialty has engaged with LLM research but at a modest scale relative to the overall field (Table 15). The most salient finding was the complete absence of papers at the intersection of urology, LLMs, and simulation boot camps: although 5 boot camp papers appeared in the core corpus, none were urology-specific. Given that urology boot camps are an established training format---typically employing mannequin-based simulation with human operators providing simulated patient voices (Ahmed et al., 2014)---this represents a clear and actionable research gap.</w:t>
       </w:r>
     </w:p>
     <w:p>
@@ -598,12 +597,12 @@
     </w:p>
     <w:p>
       <w:r>
-        <w:t>This bibliometric analysis mapped the research landscape of large language models in healthcare simulation and non-technical skills training from 2020 to 2026, encompassing 7,893 included papers drawn exclusively from open-access databases. The findings reveal a field undergoing rapid and substantial expansion---42.1% compound annual growth, a post-ChatGPT surge that concentrated 94.5% of all output in fewer than four years, and contributions from 30,543 authors across 106 countries---yet one characterised by significant structural imbalances that warrant careful consideration.</w:t>
+        <w:t>This bibliometric analysis mapped the research landscape of large language models in healthcare simulation and non-technical skills training from 2020 to 2026. From an extended corpus of 7,893 papers, a rigorously screened core corpus of 3,000 papers---restricted to high and medium confidence classifications at Tier 2 and Tier 3---was used for the main analysis. The findings reveal a field undergoing rapid and substantial expansion---38.0% compound annual growth, a post-ChatGPT surge that concentrated 93.8% of all output in fewer than four years, and contributions from 12,488 authors across 106 countries---yet one characterised by significant structural imbalances that warrant careful consideration.</w:t>
       </w:r>
     </w:p>
     <w:p>
       <w:r>
-        <w:t>Five principal findings emerge. First, the literature is overwhelmingly recent and concentrated: 94.5% of all papers were published after the release of ChatGPT in November 2022, with 2025 alone accounting for 43.9% of the corpus. This compressed timeline means the field is building its evidence base in real time, with limited opportunity for the longitudinal validation studies that typically underpin educational innovation. Second, citation analysis reveals a highly skewed distribution (h-index 154, g-index 275) in which a small number of foundational papers---predominantly addressing ChatGPT's performance on medical licensing examinations---attract disproportionate attention, while 36.2% of the literature remains uncited. Third, the NTS landscape is dominated by Decision-making and Communication, with Crisis Resource Management and Situational Awareness almost entirely absent from the discourse. Fourth, proprietary LLMs account for 42.7% of named-model mentions versus only 2.8% for open-source alternatives, creating a research ecosystem dependent on commercial platforms whose terms, capabilities, and pricing may change without notice. Fifth, urology simulation boot camps---an established training format that would appear well suited to LLM augmentation---have generated zero publications at this intersection, representing a specific and actionable research gap.</w:t>
+        <w:t>Five principal findings emerge. First, the literature is overwhelmingly recent and concentrated: 93.8% of all papers were published after the release of ChatGPT in November 2022, with 2025 alone accounting for 45.5% of the corpus (1,366 papers). This compressed timeline means the field is building its evidence base in real time, with limited opportunity for the longitudinal validation studies that typically underpin educational innovation. Second, citation analysis reveals a highly skewed distribution (h-index 91, g-index 165) in which a small number of foundational papers attract disproportionate attention, while approximately 35% of the literature remains uncited. Third, the NTS landscape is dominated by Decision-making and Communication, with Crisis Resource Management and Situational Awareness almost entirely absent from the discourse. Fourth, proprietary LLMs dominate the named-model landscape, creating a research ecosystem dependent on commercial platforms whose terms, capabilities, and pricing may change without notice. Fifth, urology simulation boot camps---an established training format that would appear well suited to LLM augmentation---have generated zero publications at this intersection, representing a specific and actionable research gap.</w:t>
       </w:r>
     </w:p>
     <w:p>
@@ -616,12 +615,12 @@
     </w:p>
     <w:p>
       <w:r>
-        <w:t>The distribution of NTS research across the classified domains reveals a hierarchy that appears to reflect convenience rather than clinical importance. Decision-making (2,588 papers; 32.8%) and Communication (1,358; 17.2%) are well represented, likely because these competencies align most naturally with the text-based capabilities of LLMs: clinical reasoning tasks map onto question-answering paradigms, and communication training maps onto conversational interaction. Teamwork (902; 11.4%) and Leadership (566; 7.2%) occupy a middle ground, studied frequently but often in the context of interprofessional education rather than simulation-specific applications.</w:t>
+        <w:t>The distribution of NTS research across the classified domains reveals a hierarchy that appears to reflect convenience rather than clinical importance. Decision-making and Communication are well represented, likely because these competencies align most naturally with the text-based capabilities of LLMs: clinical reasoning tasks map onto question-answering paradigms, and communication training maps onto conversational interaction. Teamwork and Leadership occupy a middle ground, studied frequently but often in the context of interprofessional education rather than simulation-specific applications.</w:t>
       </w:r>
     </w:p>
     <w:p>
       <w:r>
-        <w:t>The critical deficits lie at the lower end. Stress management (357 papers; 4.5%) is studied infrequently despite its centrality to performance under pressure---the very conditions simulation is designed to replicate. Situational awareness (136 papers; 1.7%) receives limited attention, despite decades of human factors research establishing it as a prerequisite for safe clinical practice (Endsley, 1995; Flin et al., 2008). Most striking is the near-total absence of Crisis Resource Management (8 papers; 0.1%), a domain that has been foundational to high-fidelity simulation training since its adaptation from aviation by Gaba and colleagues (Gaba et al., 2001). The 324-fold disparity between Decision-making and CRM papers cannot be explained by the relative importance of these competencies; rather, it likely reflects the fact that CRM is inherently team-based, dynamic, and context-dependent---qualities that current LLM architectures are poorly equipped to address in isolation.</w:t>
+        <w:t>The critical deficits lie at the lower end. Stress management is studied infrequently despite its centrality to performance under pressure---the very conditions simulation is designed to replicate. Situational awareness receives limited attention, despite decades of human factors research establishing it as a prerequisite for safe clinical practice (Endsley, 1995; Flin et al., 2008). Most striking is the near-total absence of Crisis Resource Management, a domain that has been foundational to high-fidelity simulation training since its adaptation from aviation by Gaba and colleagues (Gaba et al., 2001). The vast disparity between Decision-making and CRM papers cannot be explained by the relative importance of these competencies; rather, it likely reflects the fact that CRM is inherently team-based, dynamic, and context-dependent---qualities that current LLM architectures are poorly equipped to address in isolation.</w:t>
       </w:r>
     </w:p>
     <w:p>
@@ -662,7 +661,7 @@
     </w:p>
     <w:p>
       <w:r>
-        <w:t>The urology sub-analysis produced a finding that is notable for its absence. Despite 271 urology-related papers in the corpus and 7 boot camp papers across all specialties, the intersection of these categories was empty: zero papers examine LLMs in the context of urology simulation boot camps. This null finding is significant because urology boot camps represent one of the most structured and well-established simulation training formats in surgical education (Ahmed et al., 2014). These programmes typically employ mannequin-based simulation stations at which human operators provide simulated patient voices, speaking through speakers embedded in the mannequin to guide learners through clinical encounters.</w:t>
+        <w:t>The urology sub-analysis produced a finding that is notable for its absence. Despite 102 urology-related papers in the core corpus and 5 boot camp papers across all specialties, the intersection of these categories was empty: zero papers examine LLMs in the context of urology simulation boot camps. This null finding is significant because urology boot camps represent one of the most structured and well-established simulation training formats in surgical education (Ahmed et al., 2014). These programmes typically employ mannequin-based simulation stations at which human operators provide simulated patient voices, speaking through speakers embedded in the mannequin to guide learners through clinical encounters.</w:t>
       </w:r>
     </w:p>
     <w:p>
@@ -685,7 +684,7 @@
     </w:p>
     <w:p>
       <w:r>
-        <w:t>An important consideration when interpreting the corpus is its document-type composition. The inclusion of preprints (8.0%), book chapters (1.6%), and conference proceedings alongside peer-reviewed journal articles (38.4%) means that the evidence base is heterogeneous in its level of quality assurance. While the inclusion of preprints is consistent with bibliometric convention and reflects the field's rapid dissemination norms---particularly the influence of computer science publishing culture via arXiv---it does mean that a proportion of the corpus has not undergone formal peer review. The open-access rate (69.8%) is encouraging from an accessibility standpoint but should not be conflated with peer-review status. Research methods classification revealed that only 70 papers (0.9%) employed randomised controlled trial designs, while the majority comprised comparative studies (22.4%), development studies (17.6%), and validation studies (16.6%), underscoring the early-stage nature of the evidence base. Future analyses may benefit from stratifying results by document type and study design to assess whether findings differ between peer-reviewed and non-peer-reviewed literature, and between higher- and lower-quality study designs.</w:t>
+        <w:t>An important consideration when interpreting the corpus is its document-type composition. The inclusion of preprints (8.0%), book chapters (1.6%), and conference proceedings alongside peer-reviewed journal articles (38.4%) means that the evidence base is heterogeneous in its level of quality assurance. While the inclusion of preprints is consistent with bibliometric convention and reflects the field's rapid dissemination norms---particularly the influence of computer science publishing culture via arXiv---it does mean that a proportion of the corpus has not undergone formal peer review. The open-access rate (69.8%) is encouraging from an accessibility standpoint but should not be conflated with peer-review status. Research methods classification revealed that only approximately 30 papers (1.0%) employed randomised controlled trial designs, while the majority comprised comparative studies, development studies, and validation studies, underscoring the early-stage nature of the evidence base. Future analyses may benefit from stratifying results by document type and study design to assess whether findings differ between peer-reviewed and non-peer-reviewed literature, and between higher- and lower-quality study designs.</w:t>
       </w:r>
     </w:p>
     <w:p>
@@ -703,17 +702,17 @@
     </w:p>
     <w:p>
       <w:r>
-        <w:t>For **simulation educators**, the data suggest that current LLM applications are most mature in Decision-making and Communication domains. Educators seeking to integrate LLMs should begin with these applications, where the evidence base is most developed, while recognising the need to maintain human-led facilitation for CRM and team-based competencies where AI capabilities remain limited. The dominance of VR/MR/XR (879 papers) and Virtual Patient/Chatbot (632 papers) as simulation modalities indicates that these are the formats most actively being studied for LLM integration.</w:t>
+        <w:t>For **simulation educators**, the data suggest that current LLM applications are most mature in Decision-making and Communication domains. Educators seeking to integrate LLMs should begin with these applications, where the evidence base is most developed, while recognising the need to maintain human-led facilitation for CRM and team-based competencies where AI capabilities remain limited. VR/MR/XR and Virtual Patient/Chatbot are the simulation modalities most actively being studied for LLM integration.</w:t>
       </w:r>
     </w:p>
     <w:p>
       <w:r>
-        <w:t>For **researchers**, the analysis identifies several underserved areas warranting investigation: CRM and situational awareness training, open-source model evaluation, mannequin-based simulation augmentation, and longitudinal outcome studies. The concentration of 82.9% single-paper authors suggests that many contributors are conducting one-off explorations rather than sustained research programmes; the field would benefit from deeper, longitudinal engagement by dedicated research groups.</w:t>
+        <w:t>For **researchers**, the analysis identifies several underserved areas warranting investigation: CRM and situational awareness training, open-source model evaluation, mannequin-based simulation augmentation, and longitudinal outcome studies. The concentration of 86.4% single-paper authors suggests that many contributors are conducting one-off explorations rather than sustained research programmes; the field would benefit from deeper, longitudinal engagement by dedicated research groups.</w:t>
       </w:r>
     </w:p>
     <w:p>
       <w:r>
-        <w:t>For **institutions** considering LLM adoption, the geographic analysis reveals that research is concentrated in high-income countries (the USA, China, UK, and Canada account for 56.1% of identified output), while regions that might benefit most from scalable AI-powered training---Africa (2.1%), South America (2.2%)---are substantially underrepresented. Investment in multilingual, locally deployable LLM solutions should be a priority for global health equity.</w:t>
+        <w:t>For **institutions** considering LLM adoption, the geographic analysis reveals that research is concentrated in high-income countries (the USA, China, India, UK, and Canada dominate output), while regions that might benefit most from scalable AI-powered training are substantially underrepresented. Investment in multilingual, locally deployable LLM solutions should be a priority for global health equity.</w:t>
       </w:r>
     </w:p>
     <w:p>
@@ -726,7 +725,7 @@
     </w:p>
     <w:p>
       <w:r>
-        <w:t>This study was designed from its inception to use only freely accessible data sources, and the results validate this approach. Seven open-access databases yielded 7,893 included papers---a corpus of sufficient depth and breadth to support meaningful bibliometric analysis across all standard indicators. While we cannot directly compare our yield to what Web of Science or Scopus would have produced, the volume is comparable to or exceeds that of published bibliometric studies on similar topics that relied on proprietary databases (Guo et al., 2024; Wang et al., 2023).</w:t>
+        <w:t>This study was designed from its inception to use only freely accessible data sources, and the results validate this approach. Seven open-access databases yielded an extended corpus of 7,893 papers, narrowed to a rigorously screened core corpus of 3,000 papers---a dataset of sufficient depth and breadth to support meaningful bibliometric analysis across all standard indicators. While we cannot directly compare our yield to what Web of Science or Scopus would have produced, the volume is comparable to or exceeds that of published bibliometric studies on similar topics that relied on proprietary databases (Guo et al., 2024; Wang et al., 2023).</w:t>
       </w:r>
     </w:p>
     <w:p>
@@ -736,7 +735,7 @@
     </w:p>
     <w:p>
       <w:r>
-        <w:t>We note, however, that the open-access approach involves tradeoffs. Metadata completeness varied across sources (journal data were available for only 74.0% of papers), and country-level affiliation data were extractable for only 31.5% of the corpus. The journal-level analyses (Bradford's law, journal rankings) are therefore based on a subset of the corpus, and the geographic findings should be interpreted with caution given the two-thirds of papers for which country data were unavailable.</w:t>
+        <w:t>We note, however, that the open-access approach involves tradeoffs. Metadata completeness varied across sources (journal data were available for 77.9% of core corpus papers), and country-level affiliation data were extractable for a subset of the corpus. The journal-level analyses (Bradford's law, journal rankings) are therefore based on a subset of the corpus, and the geographic findings should be interpreted with caution where country data were unavailable.</w:t>
       </w:r>
     </w:p>
     <w:p>
@@ -749,7 +748,7 @@
     </w:p>
     <w:p>
       <w:r>
-        <w:t>Several limitations should be considered when interpreting these results. First, the exclusion of Scopus and Web of Science means that some publications indexed exclusively in these proprietary databases may have been missed. However, the growing overlap between OpenAlex and these sources (Priem et al., 2022), combined with our use of seven complementary databases, mitigates this concern. Second, AI-assisted screening, while validated against human reviewers and compliant with PRISMA-trAIce guidelines, may introduce classification errors distinct from those of human reviewers. The validation protocol was designed to quantify this risk, but only a stratified sample of 100 papers per reviewer (with 50 common papers for inter-rater reliability computation) could be assessed from the full set of 8,997 uncertain cases; residual misclassification in the unsampled papers cannot be excluded. Third, NTS domain classification relied on keyword-based regular expression matching, which captures explicit terminology but may miss papers that address NTS concepts without using standard vocabulary. This approach likely underestimates the true prevalence of NTS research, particularly for domains such as Situational Awareness that may be discussed using non-standard language. Conversely, broad terms such as "leadership" may capture papers addressing hospital or organisational leadership unrelated to clinical NTS, potentially overestimating certain domains. Fourth, country-level geographic data were available for only 31.5% of the corpus, limiting the generalisability of geographic findings. Fifth, citation data represent a snapshot at the time of extraction (March 2026) and will change as the literature matures; papers published in 2025 and 2026 have had insufficient time to accumulate citations. Sixth, the high proportion of single-paper authors (82.9%) and uncited papers (36.2%) may partly reflect the inclusion of preprints, conference proceedings, and grey literature that would be excluded from proprietary database analyses. Seventh, the most prolific authors identified (predominantly Chinese-affiliated names) may partly reflect name disambiguation challenges inherent to bibliometric analysis of East Asian surnames, rather than true individual productivity differences. Eighth, only English-language papers were included, which excludes potentially substantial non-English LLM research from countries such as China, Japan, and South Korea. Finally, the three-tier search strategy, while designed to balance breadth and specificity, may introduce boundary effects at tier boundaries, and the inability to independently assess study quality or risk of bias is an inherent limitation of the bibliometric approach.</w:t>
+        <w:t>Several limitations should be considered when interpreting these results. First, the exclusion of Scopus and Web of Science means that some publications indexed exclusively in these proprietary databases may have been missed. However, the growing overlap between OpenAlex and these sources (Priem et al., 2022), combined with our use of seven complementary databases, mitigates this concern. Second, AI-assisted screening, while validated against human reviewers and compliant with PRISMA-trAIce guidelines, may introduce classification errors distinct from those of human reviewers. The validation protocol was designed to quantify this risk, but only a stratified sample of 100 papers per reviewer (with 50 common papers for inter-rater reliability computation) could be assessed from the full set of 8,997 uncertain cases; residual misclassification in the unsampled papers cannot be excluded. Third, NTS domain classification relied on keyword-based regular expression matching, which captures explicit terminology but may miss papers that address NTS concepts without using standard vocabulary. This approach likely underestimates the true prevalence of NTS research, particularly for domains such as Situational Awareness that may be discussed using non-standard language. Conversely, broad terms such as "leadership" may capture papers addressing hospital or organisational leadership unrelated to clinical NTS, potentially overestimating certain domains. Fourth, country-level geographic data were available for a subset of the corpus, limiting the generalisability of geographic findings. Fifth, citation data represent a snapshot at the time of extraction (March 2026) and will change as the literature matures; papers published in 2025 and 2026 have had insufficient time to accumulate citations. Sixth, the high proportion of single-paper authors (86.4%) and uncited papers (~35%) may partly reflect the inclusion of preprints, conference proceedings, and grey literature that would be excluded from proprietary database analyses. Seventh, the most prolific authors identified (predominantly Chinese-affiliated names) may partly reflect name disambiguation challenges inherent to bibliometric analysis of East Asian surnames, rather than true individual productivity differences. Eighth, only English-language papers were included, which excludes potentially substantial non-English LLM research from countries such as China, Japan, and South Korea. Finally, the three-tier search strategy, while designed to balance breadth and specificity, may introduce boundary effects at tier boundaries, and the inability to independently assess study quality or risk of bias is an inherent limitation of the bibliometric approach.</w:t>
       </w:r>
     </w:p>
     <w:p>
@@ -762,12 +761,12 @@
     </w:p>
     <w:p>
       <w:r>
-        <w:t>The landscape mapped in this analysis points to several priority areas for future research. First, the field urgently requires **randomised controlled trials** examining the educational effectiveness of LLM-integrated simulation compared to traditional approaches. With only 70 RCTs (0.9%) in the current corpus, the evidence base is dominated by descriptive, cross-sectional, and proof-of-concept studies; without rigorous comparative evidence, the educational value proposition of LLMs in simulation remains theoretical. Second, the NTS gaps identified here---particularly in **CRM, Situational Awareness, and Stress Management**---demand targeted investigation. Multi-agent LLM systems that can simulate team dynamics, or real-time physiological monitoring integrated with LLM-driven scenarios, may offer pathways to addressing these complex competencies. Third, the **open-source deficit** should be addressed through systematic comparative studies evaluating open-source models (Llama, Mistral, and their successors) against proprietary alternatives in healthcare simulation contexts. If open-source models can achieve comparable performance, the implications for equity, reproducibility, and institutional autonomy are substantial. Fourth, the **boot camp opportunity** in urology and other procedural specialties warrants prospective studies examining whether LLM-powered mannequin voices can achieve educational equivalence or superiority compared to human operators. Fifth, the **replicable pipeline** developed for this analysis should be leveraged for longitudinal monitoring of the field, with planned re-execution at six-month intervals to track the evolution of research themes, model adoption, and NTS coverage. Such living bibliometric analyses could provide the research community with a continuously updated evidence map, replacing the static snapshots that characterise traditional bibliometric studies.</w:t>
+        <w:t>The landscape mapped in this analysis points to several priority areas for future research. First, the field urgently requires **randomised controlled trials** examining the educational effectiveness of LLM-integrated simulation compared to traditional approaches. With only approximately 30 RCTs (1.0%) in the core corpus, the evidence base is dominated by descriptive, cross-sectional, and proof-of-concept studies; without rigorous comparative evidence, the educational value proposition of LLMs in simulation remains theoretical. Second, the NTS gaps identified here---particularly in **CRM, Situational Awareness, and Stress Management**---demand targeted investigation. Multi-agent LLM systems that can simulate team dynamics, or real-time physiological monitoring integrated with LLM-driven scenarios, may offer pathways to addressing these complex competencies. Third, the **open-source deficit** should be addressed through systematic comparative studies evaluating open-source models (Llama, Mistral, and their successors) against proprietary alternatives in healthcare simulation contexts. If open-source models can achieve comparable performance, the implications for equity, reproducibility, and institutional autonomy are substantial. Fourth, the **boot camp opportunity** in urology and other procedural specialties warrants prospective studies examining whether LLM-powered mannequin voices can achieve educational equivalence or superiority compared to human operators. Fifth, the **replicable pipeline** developed for this analysis should be leveraged for longitudinal monitoring of the field, with planned re-execution at six-month intervals to track the evolution of research themes, model adoption, and NTS coverage. Such living bibliometric analyses could provide the research community with a continuously updated evidence map, replacing the static snapshots that characterise traditional bibliometric studies.</w:t>
       </w:r>
     </w:p>
     <w:p>
       <w:r>
-        <w:t>The convergence of LLMs and healthcare simulation is still in an early stage of development. The data presented here suggest that the field has achieved breadth---7,893 papers from 106 countries in under four years---but has yet to achieve the depth, balance, and methodological rigour required to guide educational practice with confidence. Addressing the gaps identified in this analysis---in NTS coverage, model diversity, geographic equity, and study design---will be essential to realising the transformative potential of LLMs in healthcare simulation.</w:t>
+        <w:t>The convergence of LLMs and healthcare simulation is still in an early stage of development. The data presented here suggest that the field has achieved breadth---3,000 core papers from 106 countries in under four years---but has yet to achieve the depth, balance, and methodological rigour required to guide educational practice with confidence. Addressing the gaps identified in this analysis---in NTS coverage, model diversity, geographic equity, and study design---will be essential to realising the transformative potential of LLMs in healthcare simulation.</w:t>
       </w:r>
     </w:p>
     <w:p>
@@ -780,17 +779,17 @@
     </w:p>
     <w:p>
       <w:r>
-        <w:t>This bibliometric analysis provides the first comprehensive, open-access mapping of the research landscape at the intersection of large language models, healthcare simulation, and non-technical skills training. Drawing on 7,893 papers from seven freely accessible databases, the study reveals a field that has grown at a compound annual growth rate of 42.1%, with 94.5% of all publications appearing after the release of ChatGPT in November 2022. The corpus spans 106 countries, 2,630 journals, and 30,543 unique authors, confirming that LLMs in healthcare have rapidly become a global research priority.</w:t>
+        <w:t>This bibliometric analysis provides the first comprehensive, open-access mapping of the research landscape at the intersection of large language models, healthcare simulation, and non-technical skills training. From an extended corpus of 7,893 papers drawn from seven freely accessible databases, a rigorously screened core corpus of 3,000 papers---restricted to high and medium confidence classifications at Tier 2 (LLM + healthcare simulation) and Tier 3 (LLM + healthcare simulation + NTS)---formed the basis for the main analysis. The core corpus reveals a field that has grown at a compound annual growth rate of 38.0%, with 93.8% of all publications appearing after the release of ChatGPT in November 2022, peaking at 1,366 papers in 2025. The corpus spans 106 countries, 1,299 journals, and 12,488 unique authors, confirming that LLMs in healthcare simulation have rapidly become a global research priority.</w:t>
       </w:r>
     </w:p>
     <w:p>
       <w:r>
-        <w:t>Five key findings merit emphasis. First, the research landscape is characterised by significant thematic imbalance in non-technical skills coverage. Decision-making (2,588 papers) and Communication (1,358 papers) dominate the literature, while Crisis Resource Management (8 papers), Situational Awareness (136 papers), and Stress Management (357 papers) remain critically underexplored. Given the foundational role of CRM in high-fidelity simulation training and its direct relevance to patient safety, the 324-fold disparity between Decision-making and CRM represents the most consequential gap identified in this analysis.</w:t>
+        <w:t>Five key findings merit emphasis. First, the research landscape is characterised by significant thematic imbalance in non-technical skills coverage. Decision-making and Communication dominate the literature, while Crisis Resource Management, Situational Awareness, and Stress Management remain critically underexplored. Given the foundational role of CRM in high-fidelity simulation training and its direct relevance to patient safety, the disparity between Decision-making and CRM represents the most consequential gap identified in this analysis.</w:t>
       </w:r>
     </w:p>
     <w:p>
       <w:r>
-        <w:t>Second, the field's dependence on proprietary LLMs---42.7% of papers referencing a commercial model versus 2.8% citing an open-source alternative---creates vulnerabilities in reproducibility, equity, and institutional autonomy. Research findings generated on commercial platforms that may be updated or withdrawn cannot be independently verified, and institutions in resource-limited settings may be unable to replicate reported implementations.</w:t>
+        <w:t>Second, the field's dependence on proprietary LLMs creates vulnerabilities in reproducibility, equity, and institutional autonomy. Research findings generated on commercial platforms that may be updated or withdrawn cannot be independently verified, and institutions in resource-limited settings may be unable to replicate reported implementations.</w:t>
       </w:r>
     </w:p>
     <w:p>
@@ -800,7 +799,7 @@
     </w:p>
     <w:p>
       <w:r>
-        <w:t>Fourth, geographic analysis reveals that high-income countries produce the majority of the evidence base, with Africa (2.1%) and South America (2.2%) substantially underrepresented. Equitable access to LLM-powered educational tools requires deliberate investment in multilingual, locally deployable, open-source solutions.</w:t>
+        <w:t>Fourth, geographic analysis reveals that high-income countries produce the majority of the evidence base. Equitable access to LLM-powered educational tools requires deliberate investment in multilingual, locally deployable, open-source solutions.</w:t>
       </w:r>
     </w:p>
     <w:p>
